--- a/Faurecia_Korea_2026_Group_audit_instructions_GAI_IN04_PwC_India_draft.docx
+++ b/Faurecia_Korea_2026_Group_audit_instructions_GAI_IN04_PwC_India_draft.docx
@@ -8178,7 +8178,7 @@
         <w:rPr>
           <w:lang w:val="en-US"/>
         </w:rPr>
-        <w:t xml:space="preserve">Compared with the instructions issued for the year ended December 31, 2025, these instructions have been expanded to include: (i) a new section on the use of technological resources as part of the Group audit; (ii) the criteria to be applied when selecting journal entries for testing; and (iii) an expanded section on intercompany balances and transactions. These additions align our instructions with the Group audit instructions issued by the Forvia Group auditor.</w:t>
+        <w:t xml:space="preserve">Compared with the instructions issued for the year ended December 31, 2025, these instructions have been expanded to include: (i) a new section on the use of technological resources as part of the Group audit; (ii) the fraud risk factors, the journal entry selection criteria and the data extraction process; and (iii) the component auditor procedures over intercompany balances and transactions. These additions reproduce the corresponding requirements of the Group audit instructions issued by the Forvia Group auditor and do not impose any requirement beyond them.</w:t>
       </w:r>
     </w:p>
     <w:p>
@@ -11804,7 +11804,7 @@
         <w:rPr>
           <w:lang w:val="en-US"/>
         </w:rPr>
-        <w:t xml:space="preserve">Obtain the intercompany balances and transactions summary recorded in the Metis financial reporting package and agree it to the component general ledger (accuracy and completeness), at both balance sheet and profit and loss level;</w:t>
+        <w:t xml:space="preserve">Obtain the intercompany balances summary recorded in the Metis financial reporting and ensure it agrees to the component general ledger (accuracy and completeness), both at balance sheet and profit and loss level;</w:t>
       </w:r>
     </w:p>
     <w:p>
@@ -11822,74 +11822,7 @@
         <w:rPr>
           <w:lang w:val="en-US"/>
         </w:rPr>
-        <w:t xml:space="preserve">Agree the intercompany balances and transactions with the counterparties within Faurecia Korea Group – Faurecia Korea (KR01), Faurecia Korea Yeongcheon (KR09) and Faurecia Korea Seat (KR10) – and obtain the reconciliations prepared by local management for any difference;</w:t>
-      </w:r>
-    </w:p>
-    <w:p>
-      <w:pPr>
-        <w:pStyle w:val="a6"/>
-        <w:numPr>
-          <w:ilvl w:val="0"/>
-          <w:numId w:val="18"/>
-        </w:numPr>
-        <w:rPr>
-          <w:lang w:val="en-US"/>
-        </w:rPr>
-      </w:pPr>
-      <w:r>
-        <w:rPr>
-          <w:lang w:val="en-US"/>
-        </w:rPr>
-        <w:t xml:space="preserve">Investigate any material exception, and report to us all unreconciled differences above the threshold for clearly trivial misstatements, together with management’s explanation and the ageing of the difference;</w:t>
-      </w:r>
-    </w:p>
-    <w:p>
-      <w:pPr>
-        <w:pStyle w:val="a6"/>
-        <w:numPr>
-          <w:ilvl w:val="0"/>
-          <w:numId w:val="18"/>
-        </w:numPr>
-        <w:rPr>
-          <w:lang w:val="en-US"/>
-        </w:rPr>
-      </w:pPr>
-      <w:r>
-        <w:rPr>
-          <w:lang w:val="en-US"/>
-        </w:rPr>
-        <w:t xml:space="preserve">Confirm that intra-group balances and transactions are separately identifiable in the reporting package so that they can be eliminated on consolidation, and that any intra-group profit remaining in inventory or in fixed assets held by the component is separately identified and reported to us;</w:t>
-      </w:r>
-    </w:p>
-    <w:p>
-      <w:pPr>
-        <w:pStyle w:val="a6"/>
-        <w:numPr>
-          <w:ilvl w:val="0"/>
-          <w:numId w:val="18"/>
-        </w:numPr>
-        <w:rPr>
-          <w:lang w:val="en-US"/>
-        </w:rPr>
-      </w:pPr>
-      <w:r>
-        <w:rPr>
-          <w:lang w:val="en-US"/>
-        </w:rPr>
-        <w:t xml:space="preserve">Report to us any intercompany transaction that is outside the normal course of business or that has not been carried out on an arm’s length basis.</w:t>
-      </w:r>
-    </w:p>
-    <w:p>
-      <w:pPr>
-        <w:rPr>
-          <w:lang w:val="en-US"/>
-        </w:rPr>
-      </w:pPr>
-      <w:r>
-        <w:rPr>
-          <w:lang w:val="en-US"/>
-        </w:rPr>
-        <w:t xml:space="preserve">Please report the results of these procedures in your Summary Memorandum (Appendix D1), including an explicit statement that the intercompany balances and transactions reported in the Metis package have been agreed to the component general ledger. Any intercompany difference that remains unresolved at the date of your reporting must be communicated to us immediately, as it will affect the consolidation procedures performed at Group level.</w:t>
+        <w:t xml:space="preserve">Investigate any material exception.</w:t>
       </w:r>
     </w:p>
     <w:p>
@@ -14182,7 +14115,7 @@
         <w:rPr>
           <w:lang w:val="en-US"/>
         </w:rPr>
-        <w:t xml:space="preserve">We have performed our fraud risk assessment at Group level and identified the following fraud risk factors that we consider relevant to your component:</w:t>
+        <w:t xml:space="preserve">The Forvia Group auditor has performed its fraud risk assessment and identified the following fraud risk factors that are considered relevant for the components:</w:t>
       </w:r>
     </w:p>
     <w:p>
@@ -14218,20 +14151,20 @@
         <w:rPr>
           <w:lang w:val="en-US"/>
         </w:rPr>
-        <w:t xml:space="preserve">Management may have incentives or pressure to improve the financial performance, or to down-play financial results once certain targets are achieved, notably as it relates to operating margin, net cash-flow and the Net debt/EBITDA ratio.</w:t>
-      </w:r>
-    </w:p>
-    <w:p>
-      <w:pPr>
-        <w:rPr>
-          <w:lang w:val="en-US"/>
-        </w:rPr>
-      </w:pPr>
-      <w:r>
-        <w:rPr>
-          <w:lang w:val="en-US"/>
-        </w:rPr>
-        <w:t xml:space="preserve">Based on the above, you are requested to apply at least the following criteria when filtering and selecting journal entries for testing:</w:t>
+        <w:t xml:space="preserve">Management may have incentives or pressure to improve the financial performance or to down-play financial results if certain targets are achieved, notably as it relates to operating margin, net cash-flow and the Net debt/EBITDA ratio.</w:t>
+      </w:r>
+    </w:p>
+    <w:p>
+      <w:pPr>
+        <w:rPr>
+          <w:lang w:val="en-US"/>
+        </w:rPr>
+      </w:pPr>
+      <w:r>
+        <w:rPr>
+          <w:lang w:val="en-US"/>
+        </w:rPr>
+        <w:t xml:space="preserve">Based on the above, you are requested to apply the following criteria in your journal entries testing:</w:t>
       </w:r>
     </w:p>
     <w:p>
@@ -14316,136 +14249,33 @@
         <w:rPr>
           <w:lang w:val="en-US"/>
         </w:rPr>
-        <w:t xml:space="preserve">In addition, based on our own risk assessment at Faurecia Korea Group level and on the presumed fraud risk in revenue recognition, we ask you to consider the following filters:</w:t>
-      </w:r>
-    </w:p>
-    <w:p>
-      <w:pPr>
-        <w:pStyle w:val="a6"/>
-        <w:numPr>
-          <w:ilvl w:val="0"/>
-          <w:numId w:val="18"/>
-        </w:numPr>
-        <w:rPr>
-          <w:lang w:val="en-US"/>
-        </w:rPr>
-      </w:pPr>
-      <w:r>
-        <w:rPr>
-          <w:lang w:val="en-US"/>
-        </w:rPr>
-        <w:t xml:space="preserve">Manual journal entries posted to revenue accounts, i.e. entries not generated by the standard sales cycle, and manual entries affecting rebates, price decrease provisions, piece-price contributions and entry tickets;</w:t>
-      </w:r>
-    </w:p>
-    <w:p>
-      <w:pPr>
-        <w:pStyle w:val="a6"/>
-        <w:numPr>
-          <w:ilvl w:val="0"/>
-          <w:numId w:val="18"/>
-        </w:numPr>
-        <w:rPr>
-          <w:lang w:val="en-US"/>
-        </w:rPr>
-      </w:pPr>
-      <w:r>
-        <w:rPr>
-          <w:lang w:val="en-US"/>
-        </w:rPr>
-        <w:t xml:space="preserve">Journal entries posted to inventory, provisions or accruals in the last days of the period and reversed shortly after the period-end;</w:t>
-      </w:r>
-    </w:p>
-    <w:p>
-      <w:pPr>
-        <w:pStyle w:val="a6"/>
-        <w:numPr>
-          <w:ilvl w:val="0"/>
-          <w:numId w:val="18"/>
-        </w:numPr>
-        <w:rPr>
-          <w:lang w:val="en-US"/>
-        </w:rPr>
-      </w:pPr>
-      <w:r>
-        <w:rPr>
-          <w:lang w:val="en-US"/>
-        </w:rPr>
-        <w:t xml:space="preserve">Journal entries with round-sum amounts, with blank, generic or unusual descriptions, or posted at unusual times such as weekends, public holidays or outside normal working hours;</w:t>
-      </w:r>
-    </w:p>
-    <w:p>
-      <w:pPr>
-        <w:pStyle w:val="a6"/>
-        <w:numPr>
-          <w:ilvl w:val="0"/>
-          <w:numId w:val="18"/>
-        </w:numPr>
-        <w:rPr>
-          <w:lang w:val="en-US"/>
-        </w:rPr>
-      </w:pPr>
-      <w:r>
-        <w:rPr>
-          <w:lang w:val="en-US"/>
-        </w:rPr>
-        <w:t xml:space="preserve">Journal entries posted to seldom-used accounts, to accounts not normally used by the person posting the entry, or to intercompany accounts with Faurecia Korea Group entities;</w:t>
-      </w:r>
-    </w:p>
-    <w:p>
-      <w:pPr>
-        <w:pStyle w:val="a6"/>
-        <w:numPr>
-          <w:ilvl w:val="0"/>
-          <w:numId w:val="18"/>
-        </w:numPr>
-        <w:rPr>
-          <w:lang w:val="en-US"/>
-        </w:rPr>
-      </w:pPr>
-      <w:r>
-        <w:rPr>
-          <w:lang w:val="en-US"/>
-        </w:rPr>
-        <w:t xml:space="preserve">Journal entries posted by users whose access rights are inconsistent with their role, or by generic, system or service accounts.</w:t>
-      </w:r>
-    </w:p>
-    <w:p>
-      <w:pPr>
-        <w:rPr>
-          <w:lang w:val="en-US"/>
-        </w:rPr>
-      </w:pPr>
-      <w:r>
-        <w:rPr>
-          <w:lang w:val="en-US"/>
-        </w:rPr>
-        <w:t xml:space="preserve">These criteria are a minimum requirement. You remain required to perform your own fraud risk assessment and to document your approach and rationale for the journal entries and other adjustments selected for testing, as well as how you assessed the completeness of the population subject to testing. As noted above, the filtering should not result in a significant number of routine journal entries being selected; if it does, the filters should be refined and the refinement documented.</w:t>
-      </w:r>
-    </w:p>
-    <w:p>
-      <w:pPr>
-        <w:rPr>
-          <w:lang w:val="en-US"/>
-        </w:rPr>
-      </w:pPr>
-      <w:r>
-        <w:rPr>
-          <w:lang w:val="en-US"/>
-        </w:rPr>
-        <w:t xml:space="preserve">You are required to gain an understanding of the financial reporting processes and related controls, including the controls over journal entries and other adjustments. Please communicate to us any additional fraud risk factors you identify in relation to journal entries and other adjustments, your planned response to those factors, and the results of the procedures performed.</w:t>
-      </w:r>
-    </w:p>
-    <w:p>
-      <w:pPr>
-        <w:rPr>
-          <w:lang w:val="en-US"/>
-        </w:rPr>
-      </w:pPr>
-      <w:r>
-        <w:rPr>
-          <w:lang w:val="en-US"/>
-        </w:rPr>
-        <w:t xml:space="preserve">Journal entries – data extraction: please confirm to us in your Planning Strategy Memorandum (Appendix B) how the journal entry population will be extracted for the component, whether the extraction is obtained locally or through the Forvia central extraction process applicable to entities reporting under FCS/Metis, and the procedures you will perform over the completeness and accuracy of the extraction. Please inform us immediately of any delay or difficulty in obtaining the extraction.</w:t>
+        <w:t xml:space="preserve">We remind you that as component auditor you are required to perform your own fraud risk assessment and to document your approach and rationale for the journal entries and other adjustments selected for testing, as well as how you plan to assess the completeness of the population subject to testing.</w:t>
+      </w:r>
+    </w:p>
+    <w:p>
+      <w:pPr>
+        <w:rPr>
+          <w:lang w:val="en-US"/>
+        </w:rPr>
+      </w:pPr>
+      <w:r>
+        <w:rPr>
+          <w:lang w:val="en-US"/>
+        </w:rPr>
+        <w:t xml:space="preserve">You are also required to gain an understanding of the financial reporting processes and related controls and the controls over journal entries and other adjustments, and to communicate to us any additional fraud risk factors identified in relation to journal entries and other adjustments, the planned response to those factors, and the results of the procedures performed.</w:t>
+      </w:r>
+    </w:p>
+    <w:p>
+      <w:pPr>
+        <w:rPr>
+          <w:lang w:val="en-US"/>
+        </w:rPr>
+      </w:pPr>
+      <w:r>
+        <w:rPr>
+          <w:lang w:val="en-US"/>
+        </w:rPr>
+        <w:t xml:space="preserve">Journal entries – data extraction process: for entities reporting under FCS, the manual journal entries extraction process is fully managed at central level at the request of Forvia Group management, and covers both the group reporting audit and the statutory audits; no extraction request is expected at local level. Please inform us on a timely basis of any delay or issue in obtaining the journal entries extraction, and of any potential misstatement or source of potential misstatement identified through journal entries testing, whether due to fraud or error.</w:t>
       </w:r>
     </w:p>
     <w:p>
@@ -15449,20 +15279,7 @@
         <w:rPr>
           <w:lang w:val="en-US"/>
         </w:rPr>
-        <w:t xml:space="preserve">You are responsible for appropriately documenting, supervising and reviewing work performed using technological resources (also referred to as technology solutions or audit data analytics tools) for the purposes of the component audit.</w:t>
-      </w:r>
-    </w:p>
-    <w:p>
-      <w:pPr>
-        <w:rPr>
-          <w:lang w:val="en-US"/>
-        </w:rPr>
-      </w:pPr>
-      <w:r>
-        <w:rPr>
-          <w:lang w:val="en-US"/>
-        </w:rPr>
-        <w:t xml:space="preserve">However, in order for us to fulfil our responsibilities in respect of the Group audit, please inform us in your Planning Strategy Memorandum (Appendix B) of any planned or actual use of technological resources, including:</w:t>
+        <w:t xml:space="preserve">You are responsible for appropriately documenting, supervising and reviewing work performed using technological resources for the purposes of the component audit. However, in order for us to fulfil our requirements in respect of the Group audit, please inform us of any planned or actual use of technological resources (also referred to as technology solutions), including:</w:t>
       </w:r>
     </w:p>
     <w:p>
@@ -15480,7 +15297,7 @@
         <w:rPr>
           <w:lang w:val="en-US"/>
         </w:rPr>
-        <w:t xml:space="preserve">The core capabilities of the tool and the specific audit activities it is used to perform, for example the type of risk assessment activities or further audit procedures;</w:t>
+        <w:t xml:space="preserve">The core capabilities of the tool and the specific audit activities (e.g. the type of risk assessment activities or further audit procedures) the resource is used to perform;</w:t>
       </w:r>
     </w:p>
     <w:p>
@@ -15516,7 +15333,7 @@
         <w:rPr>
           <w:lang w:val="en-US"/>
         </w:rPr>
-        <w:t xml:space="preserve">The audit procedures you plan to perform to complement the use of the technological resource, for example testing the completeness and accuracy of the tool inputs and evaluating the coding or logic of the tool where applicable;</w:t>
+        <w:t xml:space="preserve">The audit procedures planned to be performed by you to complement use of the technological resource (e.g. testing the completeness and accuracy of tool inputs, evaluating the coding or logic of the tool (where applicable));</w:t>
       </w:r>
     </w:p>
     <w:p>
@@ -15534,7 +15351,7 @@
         <w:rPr>
           <w:lang w:val="en-US"/>
         </w:rPr>
-        <w:t xml:space="preserve">Whether your firm has communicated any issue with the technological resource, for example a significant output integrity issue, and if so the steps you have taken to address it; and</w:t>
+        <w:t xml:space="preserve">Whether your firm has communicated any issues with the technological resource (e.g. significant output integrity issues), and, if so, the steps taken by you to address these issues; and</w:t>
       </w:r>
     </w:p>
     <w:p>
@@ -15553,32 +15370,6 @@
           <w:lang w:val="en-US"/>
         </w:rPr>
         <w:t xml:space="preserve">The planned involvement of specialists in using the technological resource, where applicable.</w:t>
-      </w:r>
-    </w:p>
-    <w:p>
-      <w:pPr>
-        <w:rPr>
-          <w:lang w:val="en-US"/>
-        </w:rPr>
-      </w:pPr>
-      <w:r>
-        <w:rPr>
-          <w:lang w:val="en-US"/>
-        </w:rPr>
-        <w:t xml:space="preserve">Where a technological resource is to be used in a significant or elevated risk area, or where it replaces procedures that we would otherwise expect to be performed manually, please discuss this with us before the work is performed. Any change to the planned use of technological resources during the audit is to be communicated to us on a timely basis, and the final position is to be reported in your Summary Memorandum (Appendix D1).</w:t>
-      </w:r>
-    </w:p>
-    <w:p>
-      <w:pPr>
-        <w:rPr>
-          <w:lang w:val="en-US"/>
-        </w:rPr>
-      </w:pPr>
-      <w:r>
-        <w:rPr>
-          <w:lang w:val="en-US"/>
-        </w:rPr>
-        <w:t xml:space="preserve">The same requirements apply to the use of any artificial intelligence based tool. Where such a tool is used to generate or evaluate audit evidence, please confirm that its use has been approved by your firm, describe the procedures performed to validate its output, and confirm that no Group or component confidential information has been submitted to a tool that is not approved by your firm.</w:t>
       </w:r>
     </w:p>
     <w:p>

--- a/Faurecia_Korea_2026_Group_audit_instructions_GAI_IN04_PwC_India_draft.docx
+++ b/Faurecia_Korea_2026_Group_audit_instructions_GAI_IN04_PwC_India_draft.docx
@@ -8147,7 +8147,7 @@
         <w:rPr>
           <w:lang w:val="en-US"/>
         </w:rPr>
-        <w:t xml:space="preserve">Following the change of auditor at the level of Faurecia Emissions Control Technologies India Private Ltd. (IN04), PwC India has been appointed as component auditor of IN04 with effect from the financial year 2025. These instructions are therefore addressed to PwC India. As this is the first year in which we will rely on your work, we ask you to pay particular attention to the deliverables, formats and deadlines set out in section D.6, and to contact us at an early stage on any point that is not clear.</w:t>
+        <w:t xml:space="preserve">Following the change of auditor at the level of Faurecia Emissions Control Technologies India Private Ltd. (IN04), PwC India has been appointed as component auditor of IN04 with effect from the financial year 2025. These instructions are therefore addressed to PwC India. We ask you to pay particular attention to the deliverables, formats and deadlines set out in section D.5, and to contact us at an early stage on any point that is not clear.</w:t>
       </w:r>
     </w:p>
     <w:p>

--- a/Faurecia_Korea_2026_Group_audit_instructions_GAI_IN04_PwC_India_draft.docx
+++ b/Faurecia_Korea_2026_Group_audit_instructions_GAI_IN04_PwC_India_draft.docx
@@ -8134,37 +8134,6 @@
         <w:rPr>
           <w:lang w:val="en-US"/>
         </w:rPr>
-        <w:t xml:space="preserve">Change in component auditor</w:t>
-      </w:r>
-    </w:p>
-    <w:p>
-      <w:pPr>
-        <w:rPr>
-          <w:lang w:val="en-US"/>
-        </w:rPr>
-      </w:pPr>
-      <w:r>
-        <w:rPr>
-          <w:lang w:val="en-US"/>
-        </w:rPr>
-        <w:t xml:space="preserve">Following the change of auditor at the level of Faurecia Emissions Control Technologies India Private Ltd. (IN04), PwC India has been appointed as component auditor of IN04 with effect from the financial year 2025. These instructions are therefore addressed to PwC India. We ask you to pay particular attention to the deliverables, formats and deadlines set out in section D.5, and to contact us at an early stage on any point that is not clear.</w:t>
-      </w:r>
-    </w:p>
-    <w:p>
-      <w:pPr>
-        <w:pStyle w:val="a6"/>
-        <w:numPr>
-          <w:ilvl w:val="0"/>
-          <w:numId w:val="18"/>
-        </w:numPr>
-        <w:rPr>
-          <w:lang w:val="en-US"/>
-        </w:rPr>
-      </w:pPr>
-      <w:r>
-        <w:rPr>
-          <w:lang w:val="en-US"/>
-        </w:rPr>
         <w:t xml:space="preserve">Changes in these instructions compared with the prior year</w:t>
       </w:r>
     </w:p>
@@ -8253,13 +8222,13 @@
           <w:i/>
           <w:lang w:val="en-GB"/>
         </w:rPr>
-        <w:t xml:space="preserve">. </w:t>
-      </w:r>
-      <w:r>
-        <w:rPr>
-          <w:lang w:val="en-GB"/>
-        </w:rPr>
-        <w:t xml:space="preserve">You are also required to apply your own firm’s audit methodology. Where your firm’s methodology or local requirements are more restrictive than ISA, the more restrictive requirement applies. Please confirm in Appendix A the audit methodology and the version of the auditing standards you will apply.</w:t>
+        <w:t xml:space="preserve">.</w:t>
+      </w:r>
+      <w:r>
+        <w:rPr>
+          <w:lang w:val="en-GB"/>
+        </w:rPr>
+        <w:t xml:space="preserve"/>
       </w:r>
       <w:r>
         <w:rPr>
@@ -8573,7 +8542,7 @@
         <w:spacing w:before="100" w:beforeAutospacing="1" w:after="100" w:afterAutospacing="1"/>
       </w:pPr>
       <w:r>
-        <w:t xml:space="preserve">Further information about Forvia’ operations can be found in the Company’s “2025 Universal Registration Document”.</w:t>
+        <w:t>Further information about Forvia’ operations can be found in the Company’s “2024 Universal Registration Document”.</w:t>
       </w:r>
       <w:r>
         <w:t xml:space="preserve"> </w:t>
@@ -8638,7 +8607,7 @@
         <w:spacing w:before="100" w:beforeAutospacing="1" w:after="100" w:afterAutospacing="1"/>
       </w:pPr>
       <w:r>
-        <w:t xml:space="preserve">The major divestment program initiated in 2022 will continue throughout the year 2026 with the objective to reduce the Group Net debt/Adjusted EBITDA ratio below 1.5x in 2026 (part of the POWER25 plan originally presented at the Capital Markets Day in November 2022). </w:t>
+        <w:t xml:space="preserve">The major divestment program initiated in 2022 will continue throughout the year 2025 with the objective to reduce the Group Net debt/Adjusted EBITDA ratio below 1.5x in 2026 (part of the POWER25 plan originally presented at the Capital Markets Day in November 2022). </w:t>
       </w:r>
     </w:p>
     <w:p>
@@ -14262,20 +14231,72 @@
         <w:rPr>
           <w:lang w:val="en-US"/>
         </w:rPr>
-        <w:t xml:space="preserve">You are also required to gain an understanding of the financial reporting processes and related controls and the controls over journal entries and other adjustments, and to communicate to us any additional fraud risk factors identified in relation to journal entries and other adjustments, the planned response to those factors, and the results of the procedures performed.</w:t>
-      </w:r>
-    </w:p>
-    <w:p>
-      <w:pPr>
-        <w:rPr>
-          <w:lang w:val="en-US"/>
-        </w:rPr>
-      </w:pPr>
-      <w:r>
-        <w:rPr>
-          <w:lang w:val="en-US"/>
-        </w:rPr>
-        <w:t xml:space="preserve">Journal entries – data extraction process: for entities reporting under FCS, the manual journal entries extraction process is fully managed at central level at the request of Forvia Group management, and covers both the group reporting audit and the statutory audits; no extraction request is expected at local level. Please inform us on a timely basis of any delay or issue in obtaining the journal entries extraction, and of any potential misstatement or source of potential misstatement identified through journal entries testing, whether due to fraud or error.</w:t>
+        <w:t xml:space="preserve">You are also required to gain an understanding of the financial reporting processes and related controls and the controls over journal entries and other adjustments.</w:t>
+      </w:r>
+    </w:p>
+    <w:p>
+      <w:pPr>
+        <w:rPr>
+          <w:lang w:val="en-US"/>
+        </w:rPr>
+      </w:pPr>
+      <w:r>
+        <w:rPr>
+          <w:lang w:val="en-US"/>
+        </w:rPr>
+        <w:t xml:space="preserve">You are required to communicate to us any additional fraud risk factors identified related to journal entries and other adjustments, the planned response to the additional factors identified, and the results of the procedures performed.</w:t>
+      </w:r>
+    </w:p>
+    <w:p>
+      <w:pPr>
+        <w:rPr>
+          <w:lang w:val="en-US"/>
+        </w:rPr>
+      </w:pPr>
+      <w:r>
+        <w:rPr>
+          <w:lang w:val="en-US"/>
+        </w:rPr>
+        <w:t xml:space="preserve">Journal entries - Data extraction process</w:t>
+      </w:r>
+    </w:p>
+    <w:p>
+      <w:pPr>
+        <w:rPr>
+          <w:lang w:val="en-US"/>
+        </w:rPr>
+      </w:pPr>
+      <w:r>
+        <w:rPr>
+          <w:lang w:val="en-US"/>
+        </w:rPr>
+        <w:t xml:space="preserve">The manual journal entries extraction process is fully managed at central level for entities under FCS, at Forvia Group management request. The process covers both group reporting audit and statutory audits.</w:t>
+      </w:r>
+    </w:p>
+    <w:p>
+      <w:pPr>
+        <w:rPr>
+          <w:lang w:val="en-US"/>
+        </w:rPr>
+      </w:pPr>
+      <w:r>
+        <w:rPr>
+          <w:lang w:val="en-US"/>
+        </w:rPr>
+        <w:t xml:space="preserve">The Forvia Group auditors will obtain the extractions from the Forvia IT team and will dispatch them to each component auditor, which will be responsible for their own JE testing. Please note that no extraction request is expected at local level. For PwC teams, the key contacts are Camille Pachot, Group audit engagement manager, and Maxime Maerten, Data analyst.</w:t>
+      </w:r>
+    </w:p>
+    <w:p>
+      <w:pPr>
+        <w:rPr>
+          <w:lang w:val="en-US"/>
+        </w:rPr>
+      </w:pPr>
+      <w:r>
+        <w:rPr>
+          <w:lang w:val="en-US"/>
+        </w:rPr>
+        <w:t xml:space="preserve">Please inform us on a timely basis of any delay or issue in obtaining the journal entries extraction, and of any potential misstatements or source of potential misstatements identified through journal entries testing, whether they are due to fraud or error.</w:t>
       </w:r>
     </w:p>
     <w:p>
@@ -15279,7 +15300,7 @@
         <w:rPr>
           <w:lang w:val="en-US"/>
         </w:rPr>
-        <w:t xml:space="preserve">You are responsible for appropriately documenting, supervising and reviewing work performed using technological resources for the purposes of the component audit. However, in order for us to fulfil our requirements in respect of the Group audit, please inform us of any planned or actual use of technological resources (also referred to as technology solutions), including:</w:t>
+        <w:t xml:space="preserve">You are responsible for appropriately documenting, supervising and reviewing work performed using technological resources for the purposes of the component audit. However, in order for us to fulfil our requirements in respect of the Group audit, please inform us of any planned or actual use of technological resources (also referred as technology solution in PwC Audit), including:</w:t>
       </w:r>
     </w:p>
     <w:p>

--- a/Faurecia_Korea_2026_Group_audit_instructions_GAI_IN04_PwC_India_draft.docx
+++ b/Faurecia_Korea_2026_Group_audit_instructions_GAI_IN04_PwC_India_draft.docx
@@ -145,6 +145,7 @@
           <w:color w:val="003366"/>
           <w:sz w:val="56"/>
           <w:lang w:val="en-US"/>
+          <w:highlight w:val="yellow"/>
         </w:rPr>
         <w:t xml:space="preserve">for the year ended </w:t>
       </w:r>
@@ -155,6 +156,7 @@
           <w:color w:val="003366"/>
           <w:sz w:val="56"/>
           <w:lang w:val="en-US"/>
+          <w:highlight w:val="yellow"/>
         </w:rPr>
         <w:t xml:space="preserve">December 31, 2026</w:t>
       </w:r>
@@ -165,6 +167,7 @@
           <w:color w:val="003366"/>
           <w:sz w:val="56"/>
           <w:lang w:val="en-US"/>
+          <w:highlight w:val="yellow"/>
         </w:rPr>
         <w:t xml:space="preserve"/>
       </w:r>
@@ -175,6 +178,7 @@
           <w:color w:val="003366"/>
           <w:sz w:val="56"/>
           <w:lang w:val="en-US" w:eastAsia="ko-KR"/>
+          <w:highlight w:val="yellow"/>
         </w:rPr>
         <w:t xml:space="preserve"/>
       </w:r>
@@ -5045,102 +5049,119 @@
       <w:r>
         <w:rPr>
           <w:lang w:val="en-US"/>
+          <w:highlight w:val="yellow"/>
         </w:rPr>
         <w:t>T</w:t>
       </w:r>
       <w:r>
         <w:rPr>
           <w:lang w:val="en-GB"/>
+          <w:highlight w:val="yellow"/>
         </w:rPr>
         <w:t xml:space="preserve">he </w:t>
       </w:r>
       <w:r>
         <w:rPr>
           <w:lang w:val="en-GB"/>
+          <w:highlight w:val="yellow"/>
         </w:rPr>
         <w:t>Group</w:t>
       </w:r>
       <w:r>
         <w:rPr>
           <w:lang w:val="en-GB"/>
+          <w:highlight w:val="yellow"/>
         </w:rPr>
         <w:t xml:space="preserve"> engagement team</w:t>
       </w:r>
       <w:r>
         <w:rPr>
           <w:lang w:val="en-GB"/>
+          <w:highlight w:val="yellow"/>
         </w:rPr>
         <w:t xml:space="preserve"> of</w:t>
       </w:r>
       <w:r>
         <w:rPr>
           <w:lang w:val="en-GB"/>
+          <w:highlight w:val="yellow"/>
         </w:rPr>
         <w:t xml:space="preserve"> </w:t>
       </w:r>
       <w:r>
         <w:rPr>
           <w:lang w:val="en-GB"/>
+          <w:highlight w:val="yellow"/>
         </w:rPr>
         <w:t>Mazars Sebit (Korea)</w:t>
       </w:r>
       <w:r>
         <w:rPr>
           <w:lang w:val="en-GB"/>
+          <w:highlight w:val="yellow"/>
         </w:rPr>
         <w:t xml:space="preserve"> has been engaged to express an audit opinion on the </w:t>
       </w:r>
       <w:r>
         <w:rPr>
           <w:lang w:val="en-GB"/>
+          <w:highlight w:val="yellow"/>
         </w:rPr>
         <w:t>Group</w:t>
       </w:r>
       <w:r>
         <w:rPr>
           <w:lang w:val="en-GB"/>
+          <w:highlight w:val="yellow"/>
         </w:rPr>
         <w:t xml:space="preserve"> financial statements of </w:t>
       </w:r>
       <w:r>
         <w:rPr>
           <w:lang w:val="en-GB"/>
+          <w:highlight w:val="yellow"/>
         </w:rPr>
         <w:t xml:space="preserve">the </w:t>
       </w:r>
       <w:r>
         <w:rPr>
           <w:lang w:val="en-GB"/>
+          <w:highlight w:val="yellow"/>
         </w:rPr>
         <w:t>Group</w:t>
       </w:r>
       <w:r>
         <w:rPr>
           <w:lang w:val="en-GB"/>
+          <w:highlight w:val="yellow"/>
         </w:rPr>
         <w:t xml:space="preserve"> Faurecia Korea</w:t>
       </w:r>
       <w:r>
         <w:rPr>
           <w:lang w:val="en-GB"/>
+          <w:highlight w:val="yellow"/>
         </w:rPr>
         <w:t xml:space="preserve"> (“the Group”)</w:t>
       </w:r>
       <w:r>
         <w:rPr>
           <w:lang w:val="en-GB"/>
+          <w:highlight w:val="yellow"/>
         </w:rPr>
         <w:t xml:space="preserve">, </w:t>
       </w:r>
       <w:r>
         <w:rPr>
           <w:lang w:val="en-GB"/>
+          <w:highlight w:val="yellow"/>
         </w:rPr>
         <w:t>for the year ending</w:t>
       </w:r>
       <w:r>
         <w:rPr>
           <w:lang w:val="en-GB"/>
+          <w:highlight w:val="yellow"/>
         </w:rPr>
         <w:t xml:space="preserve"> December 31, 2026</w:t>
       </w:r>
@@ -5148,12 +5169,14 @@
       <w:r>
         <w:rPr>
           <w:lang w:val="en-GB"/>
+          <w:highlight w:val="yellow"/>
         </w:rPr>
         <w:t xml:space="preserve"/>
       </w:r>
       <w:r>
         <w:rPr>
           <w:lang w:val="en-GB"/>
+          <w:highlight w:val="yellow"/>
         </w:rPr>
         <w:t xml:space="preserve"/>
       </w:r>
@@ -5161,6 +5184,7 @@
         <w:rPr>
           <w:rFonts w:hint="eastAsia"/>
           <w:lang w:val="en-GB" w:eastAsia="ko-KR"/>
+          <w:highlight w:val="yellow"/>
         </w:rPr>
         <w:t xml:space="preserve"/>
       </w:r>
@@ -5168,12 +5192,14 @@
       <w:r>
         <w:rPr>
           <w:lang w:val="en-GB"/>
+          <w:highlight w:val="yellow"/>
         </w:rPr>
         <w:t xml:space="preserve"> in accordance with </w:t>
       </w:r>
       <w:r>
         <w:rPr>
           <w:lang w:val="en-GB"/>
+          <w:highlight w:val="yellow"/>
         </w:rPr>
         <w:t>International Standards on Auditing</w:t>
       </w:r>
@@ -5181,12 +5207,14 @@
         <w:rPr>
           <w:i/>
           <w:lang w:val="en-GB"/>
+          <w:highlight w:val="yellow"/>
         </w:rPr>
         <w:t>.</w:t>
       </w:r>
       <w:r>
         <w:rPr>
           <w:lang w:val="en-GB"/>
+          <w:highlight w:val="yellow"/>
         </w:rPr>
         <w:t xml:space="preserve"> </w:t>
       </w:r>
@@ -5634,42 +5662,49 @@
       <w:r>
         <w:rPr>
           <w:lang w:val="en-GB"/>
+          <w:highlight w:val="yellow"/>
         </w:rPr>
         <w:t xml:space="preserve">deliver an independent auditors’ report in accordance with International Standards on Auditing (ISA) on the </w:t>
       </w:r>
       <w:r>
         <w:rPr>
           <w:lang w:val="en-GB"/>
+          <w:highlight w:val="yellow"/>
         </w:rPr>
         <w:t>Group</w:t>
       </w:r>
       <w:r>
         <w:rPr>
           <w:lang w:val="en-GB"/>
+          <w:highlight w:val="yellow"/>
         </w:rPr>
         <w:t xml:space="preserve"> financial statements of</w:t>
       </w:r>
       <w:r>
         <w:rPr>
           <w:lang w:val="en-GB"/>
+          <w:highlight w:val="yellow"/>
         </w:rPr>
         <w:t xml:space="preserve"> Faurecia Korea Group</w:t>
       </w:r>
       <w:r>
         <w:rPr>
           <w:lang w:val="en-GB"/>
+          <w:highlight w:val="yellow"/>
         </w:rPr>
         <w:t xml:space="preserve"> and for the year ended</w:t>
       </w:r>
       <w:r>
         <w:rPr>
           <w:lang w:val="en-GB"/>
+          <w:highlight w:val="yellow"/>
         </w:rPr>
         <w:t xml:space="preserve"> December 31, 2026</w:t>
       </w:r>
       <w:r>
         <w:rPr>
           <w:lang w:val="en-GB"/>
+          <w:highlight w:val="yellow"/>
         </w:rPr>
         <w:t xml:space="preserve"/>
       </w:r>
@@ -5677,6 +5712,7 @@
         <w:rPr>
           <w:rFonts w:hint="eastAsia"/>
           <w:lang w:val="en-GB" w:eastAsia="ko-KR"/>
+          <w:highlight w:val="yellow"/>
         </w:rPr>
         <w:t xml:space="preserve"/>
       </w:r>
@@ -8017,6 +8053,7 @@
       <w:r>
         <w:rPr>
           <w:lang w:val="en-GB"/>
+          <w:highlight w:val="yellow"/>
         </w:rPr>
         <w:t xml:space="preserve">No significant change from the component audit </w:t>
       </w:r>
@@ -8024,6 +8061,7 @@
       <w:r>
         <w:rPr>
           <w:lang w:val="en-GB"/>
+          <w:highlight w:val="yellow"/>
         </w:rPr>
         <w:t>perspective</w:t>
       </w:r>
@@ -8031,6 +8069,7 @@
         <w:rPr>
           <w:rFonts w:hint="eastAsia"/>
           <w:lang w:val="en-GB" w:eastAsia="ko-KR"/>
+          <w:highlight w:val="yellow"/>
         </w:rPr>
         <w:t xml:space="preserve"> ;</w:t>
       </w:r>
@@ -8039,42 +8078,49 @@
         <w:rPr>
           <w:rFonts w:hint="eastAsia"/>
           <w:lang w:val="en-GB" w:eastAsia="ko-KR"/>
+          <w:highlight w:val="yellow"/>
         </w:rPr>
         <w:t xml:space="preserve"> </w:t>
       </w:r>
       <w:r>
         <w:rPr>
           <w:lang w:val="en-GB"/>
+          <w:highlight w:val="yellow"/>
         </w:rPr>
         <w:t xml:space="preserve">We highlight that </w:t>
       </w:r>
       <w:r>
         <w:rPr>
           <w:lang w:val="en-GB"/>
+          <w:highlight w:val="yellow"/>
         </w:rPr>
         <w:t>Faurecia Emissions Control Technologies India Private Ltd.</w:t>
       </w:r>
       <w:r>
         <w:rPr>
           <w:lang w:val="en-GB"/>
+          <w:highlight w:val="yellow"/>
         </w:rPr>
         <w:t xml:space="preserve"> (</w:t>
       </w:r>
       <w:r>
         <w:rPr>
           <w:lang w:val="en-GB"/>
+          <w:highlight w:val="yellow"/>
         </w:rPr>
         <w:t>IN04</w:t>
       </w:r>
       <w:r>
         <w:rPr>
           <w:lang w:val="en-GB"/>
+          <w:highlight w:val="yellow"/>
         </w:rPr>
         <w:t xml:space="preserve">) is </w:t>
       </w:r>
       <w:r>
         <w:rPr>
           <w:lang w:val="en-GB"/>
+          <w:highlight w:val="yellow"/>
         </w:rPr>
         <w:t xml:space="preserve">in </w:t>
       </w:r>
@@ -8082,6 +8128,7 @@
         <w:rPr>
           <w:rFonts w:hint="eastAsia"/>
           <w:lang w:val="en-GB" w:eastAsia="ko-KR"/>
+          <w:highlight w:val="yellow"/>
         </w:rPr>
         <w:t xml:space="preserve">still </w:t>
       </w:r>
@@ -8089,6 +8136,7 @@
       <w:r>
         <w:rPr>
           <w:lang w:val="en-GB"/>
+          <w:highlight w:val="yellow"/>
         </w:rPr>
         <w:t>full-scope</w:t>
       </w:r>
@@ -8096,12 +8144,14 @@
       <w:r>
         <w:rPr>
           <w:lang w:val="en-GB"/>
+          <w:highlight w:val="yellow"/>
         </w:rPr>
         <w:t xml:space="preserve"> for the year ending December 31, 2026</w:t>
       </w:r>
       <w:r>
         <w:rPr>
           <w:lang w:val="en-GB"/>
+          <w:highlight w:val="yellow"/>
         </w:rPr>
         <w:t xml:space="preserve"/>
       </w:r>
@@ -8109,12 +8159,14 @@
         <w:rPr>
           <w:rFonts w:hint="eastAsia"/>
           <w:lang w:val="en-GB" w:eastAsia="ko-KR"/>
+          <w:highlight w:val="yellow"/>
         </w:rPr>
         <w:t xml:space="preserve"/>
       </w:r>
       <w:r>
         <w:rPr>
           <w:lang w:val="en-GB"/>
+          <w:highlight w:val="yellow"/>
         </w:rPr>
         <w:t xml:space="preserve">. </w:t>
       </w:r>
@@ -8133,6 +8185,7 @@
       <w:r>
         <w:rPr>
           <w:lang w:val="en-US"/>
+          <w:highlight w:val="yellow"/>
         </w:rPr>
         <w:t xml:space="preserve">Changes in these instructions compared with the prior year</w:t>
       </w:r>
@@ -8146,8 +8199,23 @@
       <w:r>
         <w:rPr>
           <w:lang w:val="en-US"/>
-        </w:rPr>
-        <w:t xml:space="preserve">Compared with the instructions issued for the year ended December 31, 2025, these instructions have been expanded to include: (i) a new section on the use of technological resources as part of the Group audit; (ii) the fraud risk factors, the journal entry selection criteria and the data extraction process; and (iii) the component auditor procedures over intercompany balances and transactions. These additions reproduce the corresponding requirements of the Group audit instructions issued by the Forvia Group auditor and do not impose any requirement beyond them.</w:t>
+          <w:highlight w:val="yellow"/>
+        </w:rPr>
+        <w:t xml:space="preserve">[Updated - shown in yellow] (i) period references and reporting deadlines rolled forward to the year ending December 31, 2026; (ii) Group background and significant developments refreshed from the Forvia Group auditor’s HY26 instructions (Ignite plan, COLORADO disposal, SIMPLIFY project); (iii) the Mazars Audit Manual requirement removed; (iv) component auditor procedures over intercompany balances and transactions added; (v) fraud risk factors, journal entry selection criteria and the data extraction process added; (vi) a new section on the use of technological resources, including Technology Audit Solutions and GenAI; (vii) a new section on Alternative Delivery Model Resources; and (viii) component materiality levels updated.</w:t>
+      </w:r>
+    </w:p>
+    <w:p>
+      <w:pPr>
+        <w:rPr>
+          <w:lang w:val="en-US"/>
+        </w:rPr>
+      </w:pPr>
+      <w:r>
+        <w:rPr>
+          <w:lang w:val="en-US"/>
+          <w:highlight w:val="cyan"/>
+        </w:rPr>
+        <w:t xml:space="preserve">[To be confirmed - shown in turquoise] (a) the Group background, technological resources and Alternative Delivery Model sections are sourced from the Forvia Group auditor’s HY26 interim review instructions and are to be re-confirmed against the Forvia FY2026 annual instructions when received; (b) the reporting deadlines have been set on the same weekday as the prior year and require confirmation; and (c) the component materiality levels for IN04 are to be compared with your own statutory audit materiality once notified to us in Appendix A.</w:t>
       </w:r>
     </w:p>
     <w:p>
@@ -8494,9 +8562,15 @@
         <w:spacing w:before="100" w:beforeAutospacing="1" w:after="100" w:afterAutospacing="1"/>
       </w:pPr>
       <w:r>
-        <w:t>Forvia Group’s consolidated sales amounted to € 27 billion in 2024. Forvia is a global leader in automotive equipment through the development, manufacturing, and marketing of original equipment. Its activities split into six business groups: Seating, Clean Mobility, Interiors, Electronics (from the merger of Clarion Electronics and Hella Electronics branch), Lighting and Lifecycle Solutions (both coming from Hella).</w:t>
-      </w:r>
-      <w:r>
+        <w:rPr>
+          <w:highlight w:val="yellow"/>
+        </w:rPr>
+        <w:t xml:space="preserve">Forvia Group’s consolidated sales amounted to € 26 billion in 2025 before IFRS 5 application. Forvia is a global leader in automotive equipment through the development, manufacturing, and marketing of original equipment. Its activities split into six business groups: Seating, Clean Mobility, Interiors, Electronics (from the merger of Clarion Electronics and Hella Electronics branch), Lighting and Lifecycle Solutions (both coming from Hella).</w:t>
+      </w:r>
+      <w:r>
+        <w:rPr>
+          <w:highlight w:val="yellow"/>
+        </w:rPr>
         <w:t xml:space="preserve"> </w:t>
       </w:r>
     </w:p>
@@ -8512,7 +8586,10 @@
         <w:spacing w:before="100" w:beforeAutospacing="1" w:after="100" w:afterAutospacing="1"/>
       </w:pPr>
       <w:r>
-        <w:t>FORVIA aims to address future mobility needs with sustainable and innovative solutions that benefit customers, consumers and the planet, while integrating artificial intelligence in engineering, design and operations.</w:t>
+        <w:rPr>
+          <w:highlight w:val="yellow"/>
+        </w:rPr>
+        <w:t xml:space="preserve">Forvia aims to address future mobility needs with sustainable and innovative solutions that benefit customers, consumers and the planet, while integrating artificial intelligence in engineering, design and operations.</w:t>
       </w:r>
     </w:p>
     <w:p>
@@ -8542,12 +8619,21 @@
         <w:spacing w:before="100" w:beforeAutospacing="1" w:after="100" w:afterAutospacing="1"/>
       </w:pPr>
       <w:r>
-        <w:t>Further information about Forvia’ operations can be found in the Company’s “2024 Universal Registration Document”.</w:t>
-      </w:r>
-      <w:r>
+        <w:rPr>
+          <w:highlight w:val="yellow"/>
+        </w:rPr>
+        <w:t xml:space="preserve">Further information about Forvia’ operations can be found in the Company’s “2025 Universal Registration Document”.</w:t>
+      </w:r>
+      <w:r>
+        <w:rPr>
+          <w:highlight w:val="yellow"/>
+        </w:rPr>
         <w:t xml:space="preserve"> </w:t>
       </w:r>
       <w:r>
+        <w:rPr>
+          <w:highlight w:val="yellow"/>
+        </w:rPr>
         <w:t>This document and other information are available on the Company’s website (https://www.forvia.com/en). We require you to go through the Company’s press releases available on its website to be informed of significant developments occurring over the period.</w:t>
       </w:r>
     </w:p>
@@ -8584,15 +8670,87 @@
           <w:rFonts w:cs="Arial"/>
           <w:b/>
           <w:u w:val="single"/>
-        </w:rPr>
-        <w:t>Divestment program</w:t>
+          <w:highlight w:val="yellow"/>
+        </w:rPr>
+        <w:t xml:space="preserve">Divestment program</w:t>
       </w:r>
       <w:r>
         <w:rPr>
           <w:rFonts w:cs="Arial"/>
           <w:b/>
-        </w:rPr>
-        <w:t>:</w:t>
+          <w:highlight w:val="yellow"/>
+        </w:rPr>
+        <w:t xml:space="preserve"/>
+      </w:r>
+    </w:p>
+    <w:p>
+      <w:pPr>
+        <w:rPr>
+          <w:lang w:val="en-GB" w:eastAsia="ko-KR"/>
+        </w:rPr>
+      </w:pPr>
+      <w:r>
+        <w:rPr>
+          <w:rFonts w:hint="eastAsia"/>
+          <w:lang w:val="en-GB" w:eastAsia="ko-KR"/>
+          <w:highlight w:val="yellow"/>
+        </w:rPr>
+        <w:t xml:space="preserve">Through the Ignite plan, Forvia aims to strengthen the Group’s positioning, to reduce organizational complexity, and to achieve financial flexibility through debt reduction. The plan is based on a revised portfolio structure, distinguishing between “Growth” activities (Electronics and Seating) and “Value” activities (Clarion, Clean Mobility, Lifecycle Solutions, Lighting).</w:t>
+      </w:r>
+    </w:p>
+    <w:p>
+      <w:pPr>
+        <w:rPr>
+          <w:lang w:val="en-GB" w:eastAsia="ko-KR"/>
+        </w:rPr>
+      </w:pPr>
+      <w:r>
+        <w:rPr>
+          <w:rFonts w:hint="eastAsia"/>
+          <w:lang w:val="en-GB" w:eastAsia="ko-KR"/>
+          <w:highlight w:val="yellow"/>
+        </w:rPr>
+        <w:t xml:space="preserve">As part of this strategy, Forvia continues to execute its divestment program, including the ongoing disposal process related to the Interiors business (“COLORADO”) and other potential divestitures.</w:t>
+      </w:r>
+    </w:p>
+    <w:p>
+      <w:pPr>
+        <w:rPr>
+          <w:rFonts w:cs="Arial"/>
+          <w:b/>
+        </w:rPr>
+      </w:pPr>
+      <w:r>
+        <w:rPr>
+          <w:rFonts w:cs="Arial"/>
+          <w:b/>
+          <w:u w:val="single"/>
+          <w:highlight w:val="yellow"/>
+        </w:rPr>
+        <w:t xml:space="preserve">EU- FORWARD &amp; Simplify plans</w:t>
+      </w:r>
+      <w:r>
+        <w:rPr>
+          <w:rFonts w:cs="Arial"/>
+          <w:b/>
+          <w:highlight w:val="yellow"/>
+        </w:rPr>
+        <w:t xml:space="preserve"/>
+      </w:r>
+    </w:p>
+    <w:p>
+      <w:pPr>
+        <w:rPr>
+          <w:lang w:val="en-GB" w:eastAsia="ko-KR"/>
+        </w:rPr>
+      </w:pPr>
+      <w:r>
+        <w:rPr>
+          <w:rFonts w:hint="eastAsia"/>
+          <w:lang w:val="en-GB" w:eastAsia="ko-KR"/>
+          <w:highlight w:val="yellow"/>
+        </w:rPr>
+        <w:t xml:space="preserve">The Ignite plan relies on the execution of both the EU-FORWARD and Simplify programs, which are designed to enhance Forvia’s competitiveness and reinforce cost discipline and cash management in a volatile market environment.</w:t>
       </w:r>
     </w:p>
     <w:p>
@@ -8607,61 +8765,31 @@
         <w:spacing w:before="100" w:beforeAutospacing="1" w:after="100" w:afterAutospacing="1"/>
       </w:pPr>
       <w:r>
-        <w:t xml:space="preserve">The major divestment program initiated in 2022 will continue throughout the year 2025 with the objective to reduce the Group Net debt/Adjusted EBITDA ratio below 1.5x in 2026 (part of the POWER25 plan originally presented at the Capital Markets Day in November 2022). </w:t>
-      </w:r>
-    </w:p>
-    <w:p>
-      <w:pPr>
-        <w:rPr>
-          <w:rFonts w:cs="Arial"/>
-          <w:b/>
-        </w:rPr>
-      </w:pPr>
-      <w:r>
-        <w:rPr>
-          <w:rFonts w:cs="Arial"/>
-          <w:b/>
-          <w:u w:val="single"/>
-        </w:rPr>
-        <w:t>EU- FORWARD</w:t>
-      </w:r>
-      <w:r>
-        <w:rPr>
-          <w:rFonts w:cs="Arial"/>
-          <w:b/>
-        </w:rPr>
-        <w:t>:</w:t>
-      </w:r>
-    </w:p>
-    <w:p>
-      <w:pPr>
-        <w:pBdr>
-          <w:top w:val="nil"/>
-          <w:left w:val="nil"/>
-          <w:bottom w:val="nil"/>
-          <w:right w:val="nil"/>
-          <w:between w:val="nil"/>
-        </w:pBdr>
-        <w:spacing w:before="100" w:beforeAutospacing="1" w:after="100" w:afterAutospacing="1"/>
-      </w:pPr>
-      <w:r>
         <w:rPr>
           <w:rFonts w:cs="Arial" w:hint="eastAsia"/>
           <w:lang w:val="en-GB"/>
+          <w:highlight w:val="yellow"/>
         </w:rPr>
         <w:t>“</w:t>
       </w:r>
       <w:r>
+        <w:rPr>
+          <w:highlight w:val="yellow"/>
+        </w:rPr>
         <w:t>EU-FORWARD</w:t>
       </w:r>
       <w:r>
         <w:rPr>
           <w:rFonts w:hint="eastAsia"/>
+          <w:highlight w:val="yellow"/>
         </w:rPr>
         <w:t>”</w:t>
       </w:r>
       <w:r>
-        <w:t xml:space="preserve"> is a project that is intended to be rolled out over a five-years period (2024-2028) to reinforce the competitiveness and agility of FORVIA’s operations in Europe and achieve significantly higher profitability. This project has the objectives to: </w:t>
+        <w:rPr>
+          <w:highlight w:val="yellow"/>
+        </w:rPr>
+        <w:t xml:space="preserve"> is a project that is intended to be rolled out over a five-years period (2024-2028) to reinforce the competitiveness and agility of Forvia’s operations in Europe and achieve significantly higher profitability. This project has the objectives to: </w:t>
       </w:r>
     </w:p>
     <w:p>
@@ -8721,8 +8849,11 @@
         <w:spacing w:before="100" w:beforeAutospacing="1" w:after="100" w:afterAutospacing="1" w:line="240" w:lineRule="auto"/>
       </w:pPr>
       <w:r>
+        <w:rPr>
+          <w:highlight w:val="yellow"/>
+        </w:rPr>
         <w:lastRenderedPageBreak/>
-        <w:t xml:space="preserve">Improve FORVIA’s profitability in the region, thus rebalancing FORVIA’s regional mix in terms of contribution to the Group’s performance. </w:t>
+        <w:t xml:space="preserve">Improve Forvia’s profitability in the region, thus rebalancing Forvia’s regional mix in terms of contribution to the Group’s performance. </w:t>
       </w:r>
     </w:p>
     <w:p>
@@ -8744,147 +8875,25 @@
         <w:rPr>
           <w:rFonts w:cs="Arial"/>
           <w:lang w:val="en-GB"/>
-        </w:rPr>
-        <w:t xml:space="preserve">The project is </w:t>
-      </w:r>
-      <w:proofErr w:type="gramStart"/>
+          <w:highlight w:val="yellow"/>
+        </w:rPr>
+        <w:t xml:space="preserve">In a nutshell, Forvia targets to significantly enhance the sustainable competitiveness of its operations in EMEA and, by 2028:</w:t>
+      </w:r>
       <w:r>
         <w:rPr>
           <w:rFonts w:cs="Arial"/>
           <w:lang w:val="en-GB"/>
-        </w:rPr>
-        <w:t>rolled-out</w:t>
-      </w:r>
-      <w:proofErr w:type="gramEnd"/>
+          <w:highlight w:val="yellow"/>
+        </w:rPr>
+        <w:t xml:space="preserve"/>
+      </w:r>
       <w:r>
         <w:rPr>
           <w:rFonts w:cs="Arial"/>
           <w:lang w:val="en-GB"/>
-        </w:rPr>
-        <w:t xml:space="preserve"> across the Group’s European operations and will run over a period of five years, from 2024 to 2028. Over this period, the Group intends to concentrate its efforts on the adaptation of the regional manufacturing and R&amp;D set-up to the new European environment, through benefiting from generative AI adoption and addressing structural overcapacities.</w:t>
-      </w:r>
-      <w:r>
-        <w:rPr>
-          <w:rFonts w:cs="Arial"/>
-          <w:lang w:val="en-GB"/>
-        </w:rPr>
-        <w:t xml:space="preserve"> It aims to reach more than 500 m€ savings by 2028 in Europe through headcounts reduction and footprints optimization.</w:t>
-      </w:r>
-    </w:p>
-    <w:p>
-      <w:pPr>
-        <w:pBdr>
-          <w:top w:val="nil"/>
-          <w:left w:val="nil"/>
-          <w:bottom w:val="nil"/>
-          <w:right w:val="nil"/>
-          <w:between w:val="nil"/>
-        </w:pBdr>
-        <w:spacing w:before="100" w:beforeAutospacing="1" w:after="100" w:afterAutospacing="1"/>
-        <w:rPr>
-          <w:rFonts w:cs="Arial"/>
-          <w:lang w:val="en-GB"/>
-        </w:rPr>
-      </w:pPr>
-      <w:r>
-        <w:rPr>
-          <w:rFonts w:cs="Arial"/>
-          <w:lang w:val="en-GB"/>
-        </w:rPr>
-        <w:t xml:space="preserve">At Group level: </w:t>
-      </w:r>
-    </w:p>
-    <w:p>
-      <w:pPr>
-        <w:pStyle w:val="a6"/>
-        <w:numPr>
-          <w:ilvl w:val="0"/>
-          <w:numId w:val="36"/>
-        </w:numPr>
-        <w:pBdr>
-          <w:top w:val="nil"/>
-          <w:left w:val="nil"/>
-          <w:bottom w:val="nil"/>
-          <w:right w:val="nil"/>
-          <w:between w:val="nil"/>
-        </w:pBdr>
-        <w:spacing w:before="100" w:beforeAutospacing="1" w:after="100" w:afterAutospacing="1" w:line="240" w:lineRule="auto"/>
-        <w:rPr>
-          <w:rFonts w:cs="Arial"/>
-          <w:lang w:val="en-GB"/>
-        </w:rPr>
-      </w:pPr>
-      <w:r>
-        <w:rPr>
-          <w:rFonts w:cs="Arial"/>
-          <w:lang w:val="en-GB"/>
-        </w:rPr>
-        <w:t xml:space="preserve">Total P&amp;L restructuring charge should amount to close to 1 billion euros, broadly equally split between the 2024 period and the 2026-2028 period, </w:t>
-      </w:r>
-    </w:p>
-    <w:p>
-      <w:pPr>
-        <w:pStyle w:val="a6"/>
-        <w:numPr>
-          <w:ilvl w:val="0"/>
-          <w:numId w:val="36"/>
-        </w:numPr>
-        <w:pBdr>
-          <w:top w:val="nil"/>
-          <w:left w:val="nil"/>
-          <w:bottom w:val="nil"/>
-          <w:right w:val="nil"/>
-          <w:between w:val="nil"/>
-        </w:pBdr>
-        <w:spacing w:before="100" w:beforeAutospacing="1" w:after="100" w:afterAutospacing="1" w:line="240" w:lineRule="auto"/>
-        <w:rPr>
-          <w:rFonts w:cs="Arial"/>
-          <w:lang w:val="en-GB"/>
-        </w:rPr>
-      </w:pPr>
-      <w:r>
-        <w:rPr>
-          <w:rFonts w:cs="Arial"/>
-          <w:lang w:val="en-GB"/>
-        </w:rPr>
-        <w:t>Total cash restructurings for the Group should amount to close to 1.2 billion euros, also broadly equally split between the 2024 period and the 2026-2028 period.</w:t>
-      </w:r>
-    </w:p>
-    <w:p>
-      <w:pPr>
-        <w:pBdr>
-          <w:top w:val="nil"/>
-          <w:left w:val="nil"/>
-          <w:bottom w:val="nil"/>
-          <w:right w:val="nil"/>
-          <w:between w:val="nil"/>
-        </w:pBdr>
-        <w:spacing w:before="100" w:beforeAutospacing="1" w:after="100" w:afterAutospacing="1"/>
-        <w:rPr>
-          <w:rFonts w:cs="Arial"/>
-          <w:lang w:val="en-GB"/>
-        </w:rPr>
-      </w:pPr>
-      <w:r>
-        <w:rPr>
-          <w:rFonts w:cs="Arial"/>
-          <w:lang w:val="en-GB"/>
-        </w:rPr>
-        <w:t xml:space="preserve">To summarize, </w:t>
-      </w:r>
-      <w:r>
-        <w:rPr>
-          <w:rFonts w:cs="Arial"/>
-          <w:lang w:val="en-GB"/>
-        </w:rPr>
-        <w:t>FORVIA</w:t>
-      </w:r>
-      <w:r>
-        <w:rPr>
-          <w:rFonts w:cs="Arial"/>
-          <w:lang w:val="en-GB"/>
-        </w:rPr>
-        <w:t xml:space="preserve"> would significantly enhance the sustainable competitiveness of its operations in EMEA and targets by 2028:</w:t>
+          <w:highlight w:val="yellow"/>
+        </w:rPr>
+        <w:t xml:space="preserve"/>
       </w:r>
     </w:p>
     <w:p>
@@ -8946,6 +8955,21 @@
     <w:p>
       <w:pPr>
         <w:rPr>
+          <w:lang w:val="en-GB" w:eastAsia="ko-KR"/>
+        </w:rPr>
+      </w:pPr>
+      <w:r>
+        <w:rPr>
+          <w:rFonts w:hint="eastAsia"/>
+          <w:lang w:val="en-GB" w:eastAsia="ko-KR"/>
+          <w:highlight w:val="yellow"/>
+        </w:rPr>
+        <w:t xml:space="preserve">Through the SIMPLIFY Project, the Group aims to reinvent its ways of working across SG&amp;A and indirect operations. It conducted a thorough benchmarking exercise to identify areas for improvement, leading to the definition of key structural levers, such as eliminating non-essential tasks, automating transactional activities with GenAI, and optimizing organizational design. The project ambition is to reduce the cost baseline by 110 million euros by 2028, supported by restructuring costs of c.150 million euros over 2025-2028.</w:t>
+      </w:r>
+    </w:p>
+    <w:p>
+      <w:pPr>
+        <w:rPr>
           <w:u w:val="single"/>
           <w:lang w:val="en-GB" w:eastAsia="ko-KR"/>
         </w:rPr>
@@ -9057,12 +9081,14 @@
         <w:rPr>
           <w:rFonts w:hint="eastAsia"/>
           <w:lang w:val="en-GB" w:eastAsia="ko-KR"/>
+          <w:highlight w:val="yellow"/>
         </w:rPr>
         <w:t xml:space="preserve">Faurecia Korea Yeongcheon Co. Ltd.</w:t>
       </w:r>
       <w:r>
         <w:rPr>
           <w:lang w:val="en-GB" w:eastAsia="ko-KR"/>
+          <w:highlight w:val="yellow"/>
         </w:rPr>
         <w:t xml:space="preserve"/>
       </w:r>
@@ -9071,12 +9097,14 @@
         <w:rPr>
           <w:rFonts w:hint="eastAsia"/>
           <w:lang w:val="en-GB" w:eastAsia="ko-KR"/>
+          <w:highlight w:val="yellow"/>
         </w:rPr>
         <w:t xml:space="preserve"/>
       </w:r>
       <w:r>
         <w:rPr>
           <w:lang w:val="en-GB" w:eastAsia="ko-KR"/>
+          <w:highlight w:val="yellow"/>
         </w:rPr>
         <w:t xml:space="preserve"/>
       </w:r>
@@ -9085,6 +9113,7 @@
         <w:rPr>
           <w:rFonts w:hint="eastAsia"/>
           <w:lang w:val="en-GB" w:eastAsia="ko-KR"/>
+          <w:highlight w:val="yellow"/>
         </w:rPr>
         <w:t xml:space="preserve"/>
       </w:r>
@@ -9092,12 +9121,14 @@
         <w:rPr>
           <w:rFonts w:hint="eastAsia"/>
           <w:lang w:val="en-GB" w:eastAsia="ko-KR"/>
+          <w:highlight w:val="yellow"/>
         </w:rPr>
         <w:t xml:space="preserve"/>
       </w:r>
       <w:r>
         <w:rPr>
           <w:lang w:val="en-GB" w:eastAsia="ko-KR"/>
+          <w:highlight w:val="yellow"/>
         </w:rPr>
         <w:t xml:space="preserve"> (fully owned)</w:t>
       </w:r>
@@ -9430,6 +9461,7 @@
                 <w:sz w:val="20"/>
                 <w:szCs w:val="20"/>
                 <w:lang w:val="en-GB" w:eastAsia="ko-KR"/>
+                <w:highlight w:val="yellow"/>
               </w:rPr>
               <w:t xml:space="preserve">March 19, 2027</w:t>
             </w:r>
@@ -9439,6 +9471,7 @@
                 <w:sz w:val="20"/>
                 <w:szCs w:val="20"/>
                 <w:lang w:val="en-GB" w:eastAsia="ko-KR"/>
+                <w:highlight w:val="yellow"/>
               </w:rPr>
               <w:t xml:space="preserve"/>
             </w:r>
@@ -9448,6 +9481,7 @@
                 <w:sz w:val="20"/>
                 <w:szCs w:val="20"/>
                 <w:lang w:val="en-GB" w:eastAsia="ko-KR"/>
+                <w:highlight w:val="yellow"/>
               </w:rPr>
               <w:t xml:space="preserve"/>
             </w:r>
@@ -9457,6 +9491,7 @@
                 <w:sz w:val="20"/>
                 <w:szCs w:val="20"/>
                 <w:lang w:val="en-GB" w:eastAsia="ko-KR"/>
+                <w:highlight w:val="yellow"/>
               </w:rPr>
               <w:t xml:space="preserve"/>
             </w:r>
@@ -9466,6 +9501,7 @@
                 <w:sz w:val="20"/>
                 <w:szCs w:val="20"/>
                 <w:lang w:val="en-GB" w:eastAsia="ko-KR"/>
+                <w:highlight w:val="yellow"/>
               </w:rPr>
               <w:t xml:space="preserve"/>
             </w:r>
@@ -9475,6 +9511,7 @@
                 <w:sz w:val="20"/>
                 <w:szCs w:val="20"/>
                 <w:lang w:val="en-GB" w:eastAsia="ko-KR"/>
+                <w:highlight w:val="yellow"/>
               </w:rPr>
               <w:t xml:space="preserve"/>
             </w:r>
@@ -11754,6 +11791,7 @@
       <w:r>
         <w:rPr>
           <w:lang w:val="en-US"/>
+          <w:highlight w:val="yellow"/>
         </w:rPr>
         <w:t xml:space="preserve">We, the Group Engagement Team, are responsible for performing the procedures relating to the consolidation, including the elimination of intra-group transactions, unrealised profits and intra-group balances. However, you are expected to perform the following procedures in this regard:</w:t>
       </w:r>
@@ -11772,6 +11810,7 @@
       <w:r>
         <w:rPr>
           <w:lang w:val="en-US"/>
+          <w:highlight w:val="yellow"/>
         </w:rPr>
         <w:t xml:space="preserve">Obtain the intercompany balances summary recorded in the Metis financial reporting and ensure it agrees to the component general ledger (accuracy and completeness), both at balance sheet and profit and loss level;</w:t>
       </w:r>
@@ -11790,6 +11829,7 @@
       <w:r>
         <w:rPr>
           <w:lang w:val="en-US"/>
+          <w:highlight w:val="yellow"/>
         </w:rPr>
         <w:t xml:space="preserve">Investigate any material exception.</w:t>
       </w:r>
@@ -11830,12 +11870,14 @@
       <w:r>
         <w:rPr>
           <w:lang w:val="en-US"/>
+          <w:highlight w:val="yellow"/>
         </w:rPr>
         <w:t xml:space="preserve">The reporting package </w:t>
       </w:r>
       <w:r>
         <w:rPr>
           <w:lang w:val="en-US"/>
+          <w:highlight w:val="yellow"/>
         </w:rPr>
         <w:t xml:space="preserve">will be finalized by mid of January 2027</w:t>
       </w:r>
@@ -11843,30 +11885,35 @@
         <w:rPr>
           <w:rFonts w:hint="eastAsia"/>
           <w:lang w:val="en-US" w:eastAsia="ko-KR"/>
+          <w:highlight w:val="yellow"/>
         </w:rPr>
         <w:t xml:space="preserve"/>
       </w:r>
       <w:r>
         <w:rPr>
           <w:lang w:val="en-US"/>
+          <w:highlight w:val="yellow"/>
         </w:rPr>
         <w:t xml:space="preserve"> </w:t>
       </w:r>
       <w:r>
         <w:rPr>
           <w:lang w:val="en-US"/>
+          <w:highlight w:val="yellow"/>
         </w:rPr>
         <w:t xml:space="preserve">Document the key schedules of the consolidation package and especially those for which the </w:t>
       </w:r>
       <w:r>
         <w:rPr>
           <w:lang w:val="en-US"/>
+          <w:highlight w:val="yellow"/>
         </w:rPr>
         <w:t>Group</w:t>
       </w:r>
       <w:r>
         <w:rPr>
           <w:lang w:val="en-US"/>
+          <w:highlight w:val="yellow"/>
         </w:rPr>
         <w:t xml:space="preserve"> auditor is asking for audit from the component auditor.</w:t>
       </w:r>
@@ -12166,6 +12213,7 @@
       <w:r>
         <w:rPr>
           <w:lang w:val="en-GB"/>
+          <w:highlight w:val="yellow"/>
         </w:rPr>
         <w:t xml:space="preserve">The Group decided to manage the fees centrally. Consequently, </w:t>
       </w:r>
@@ -12173,6 +12221,7 @@
       <w:r>
         <w:rPr>
           <w:lang w:val="en-GB"/>
+          <w:highlight w:val="yellow"/>
         </w:rPr>
         <w:t>subsequent to</w:t>
       </w:r>
@@ -12180,48 +12229,56 @@
       <w:r>
         <w:rPr>
           <w:lang w:val="en-GB"/>
+          <w:highlight w:val="yellow"/>
         </w:rPr>
         <w:t xml:space="preserve"> the discussions held between the </w:t>
       </w:r>
       <w:r>
         <w:rPr>
           <w:lang w:val="en-GB"/>
+          <w:highlight w:val="yellow"/>
         </w:rPr>
         <w:t xml:space="preserve">Faurecia Group Accounting Director and Audit Committee, </w:t>
       </w:r>
       <w:r>
         <w:rPr>
           <w:lang w:val="en-GB"/>
+          <w:highlight w:val="yellow"/>
         </w:rPr>
         <w:t xml:space="preserve">and the statutory auditor of the </w:t>
       </w:r>
       <w:r>
         <w:rPr>
           <w:lang w:val="en-GB"/>
+          <w:highlight w:val="yellow"/>
         </w:rPr>
         <w:t xml:space="preserve">Faurecia </w:t>
       </w:r>
       <w:r>
         <w:rPr>
           <w:lang w:val="en-GB"/>
+          <w:highlight w:val="yellow"/>
         </w:rPr>
         <w:t>Group</w:t>
       </w:r>
       <w:r>
         <w:rPr>
           <w:lang w:val="en-GB"/>
+          <w:highlight w:val="yellow"/>
         </w:rPr>
         <w:t xml:space="preserve"> and Faurecia Korea Group</w:t>
       </w:r>
       <w:r>
         <w:rPr>
           <w:lang w:val="en-GB"/>
+          <w:highlight w:val="yellow"/>
         </w:rPr>
         <w:t xml:space="preserve">, the audit fees for the year </w:t>
       </w:r>
       <w:r>
         <w:rPr>
           <w:lang w:val="en-GB"/>
+          <w:highlight w:val="yellow"/>
         </w:rPr>
         <w:t xml:space="preserve">December 31, 2026</w:t>
       </w:r>
@@ -12229,12 +12286,14 @@
       <w:r>
         <w:rPr>
           <w:lang w:val="en-GB"/>
+          <w:highlight w:val="yellow"/>
         </w:rPr>
         <w:t xml:space="preserve"/>
       </w:r>
       <w:r>
         <w:rPr>
           <w:lang w:val="en-GB"/>
+          <w:highlight w:val="yellow"/>
         </w:rPr>
         <w:t xml:space="preserve"/>
       </w:r>
@@ -12242,6 +12301,7 @@
         <w:rPr>
           <w:rFonts w:hint="eastAsia"/>
           <w:lang w:val="en-GB" w:eastAsia="ko-KR"/>
+          <w:highlight w:val="yellow"/>
         </w:rPr>
         <w:t xml:space="preserve"/>
       </w:r>
@@ -12250,24 +12310,28 @@
         <w:rPr>
           <w:rFonts w:hint="eastAsia"/>
           <w:lang w:val="en-GB" w:eastAsia="ko-KR"/>
+          <w:highlight w:val="yellow"/>
         </w:rPr>
         <w:t xml:space="preserve"> </w:t>
       </w:r>
       <w:r>
         <w:rPr>
           <w:lang w:val="en-GB"/>
+          <w:highlight w:val="yellow"/>
         </w:rPr>
         <w:t>will be communicate</w:t>
       </w:r>
       <w:r>
         <w:rPr>
           <w:lang w:val="en-GB"/>
+          <w:highlight w:val="yellow"/>
         </w:rPr>
         <w:t>d</w:t>
       </w:r>
       <w:r>
         <w:rPr>
           <w:lang w:val="en-GB"/>
+          <w:highlight w:val="yellow"/>
         </w:rPr>
         <w:t xml:space="preserve"> to you as soon as possible.</w:t>
       </w:r>
@@ -14083,6 +14147,7 @@
       <w:r>
         <w:rPr>
           <w:lang w:val="en-US"/>
+          <w:highlight w:val="yellow"/>
         </w:rPr>
         <w:t xml:space="preserve">The Forvia Group auditor has performed its fraud risk assessment and identified the following fraud risk factors that are considered relevant for the components:</w:t>
       </w:r>
@@ -14101,6 +14166,7 @@
       <w:r>
         <w:rPr>
           <w:lang w:val="en-US"/>
+          <w:highlight w:val="yellow"/>
         </w:rPr>
         <w:t xml:space="preserve">Management may have the ability to directly or indirectly manipulate accounting records and prepare fraudulent financial reporting by overriding controls that otherwise appear to be operating effectively;</w:t>
       </w:r>
@@ -14119,6 +14185,7 @@
       <w:r>
         <w:rPr>
           <w:lang w:val="en-US"/>
+          <w:highlight w:val="yellow"/>
         </w:rPr>
         <w:t xml:space="preserve">Management may have incentives or pressure to improve the financial performance or to down-play financial results if certain targets are achieved, notably as it relates to operating margin, net cash-flow and the Net debt/EBITDA ratio.</w:t>
       </w:r>
@@ -14132,6 +14199,7 @@
       <w:r>
         <w:rPr>
           <w:lang w:val="en-US"/>
+          <w:highlight w:val="yellow"/>
         </w:rPr>
         <w:t xml:space="preserve">Based on the above, you are requested to apply the following criteria in your journal entries testing:</w:t>
       </w:r>
@@ -14150,6 +14218,7 @@
       <w:r>
         <w:rPr>
           <w:lang w:val="en-US"/>
+          <w:highlight w:val="yellow"/>
         </w:rPr>
         <w:t xml:space="preserve">Journal entries recorded by members of local management;</w:t>
       </w:r>
@@ -14168,6 +14237,7 @@
       <w:r>
         <w:rPr>
           <w:lang w:val="en-US"/>
+          <w:highlight w:val="yellow"/>
         </w:rPr>
         <w:t xml:space="preserve">Unusual account combinations impacting operating margin, including reclassification entries below/above operating margin. You are required to identify the specific unusual account combinations based on your understanding of the local financial reporting process;</w:t>
       </w:r>
@@ -14186,6 +14256,7 @@
       <w:r>
         <w:rPr>
           <w:lang w:val="en-US"/>
+          <w:highlight w:val="yellow"/>
         </w:rPr>
         <w:t xml:space="preserve">Unusual account combinations impacting cash and cash equivalents. You are required to identify the specific unusual account combinations based on your understanding of the local financial reporting process;</w:t>
       </w:r>
@@ -14204,6 +14275,7 @@
       <w:r>
         <w:rPr>
           <w:lang w:val="en-US"/>
+          <w:highlight w:val="yellow"/>
         </w:rPr>
         <w:t xml:space="preserve">Late journal entries recorded after D+8 of the period-end.</w:t>
       </w:r>
@@ -14217,6 +14289,7 @@
       <w:r>
         <w:rPr>
           <w:lang w:val="en-US"/>
+          <w:highlight w:val="yellow"/>
         </w:rPr>
         <w:t xml:space="preserve">We remind you that as component auditor you are required to perform your own fraud risk assessment and to document your approach and rationale for the journal entries and other adjustments selected for testing, as well as how you plan to assess the completeness of the population subject to testing.</w:t>
       </w:r>
@@ -14230,6 +14303,7 @@
       <w:r>
         <w:rPr>
           <w:lang w:val="en-US"/>
+          <w:highlight w:val="yellow"/>
         </w:rPr>
         <w:t xml:space="preserve">You are also required to gain an understanding of the financial reporting processes and related controls and the controls over journal entries and other adjustments.</w:t>
       </w:r>
@@ -14243,6 +14317,7 @@
       <w:r>
         <w:rPr>
           <w:lang w:val="en-US"/>
+          <w:highlight w:val="yellow"/>
         </w:rPr>
         <w:t xml:space="preserve">You are required to communicate to us any additional fraud risk factors identified related to journal entries and other adjustments, the planned response to the additional factors identified, and the results of the procedures performed.</w:t>
       </w:r>
@@ -14256,6 +14331,7 @@
       <w:r>
         <w:rPr>
           <w:lang w:val="en-US"/>
+          <w:highlight w:val="yellow"/>
         </w:rPr>
         <w:t xml:space="preserve">Journal entries - Data extraction process</w:t>
       </w:r>
@@ -14269,6 +14345,7 @@
       <w:r>
         <w:rPr>
           <w:lang w:val="en-US"/>
+          <w:highlight w:val="yellow"/>
         </w:rPr>
         <w:t xml:space="preserve">The manual journal entries extraction process is fully managed at central level for entities under FCS, at Forvia Group management request. The process covers both group reporting audit and statutory audits.</w:t>
       </w:r>
@@ -14282,6 +14359,7 @@
       <w:r>
         <w:rPr>
           <w:lang w:val="en-US"/>
+          <w:highlight w:val="yellow"/>
         </w:rPr>
         <w:t xml:space="preserve">The Forvia Group auditors will obtain the extractions from the Forvia IT team and will dispatch them to each component auditor, which will be responsible for their own JE testing. Please note that no extraction request is expected at local level. For PwC teams, the key contacts are Camille Pachot, Group audit engagement manager, and Maxime Maerten, Data analyst.</w:t>
       </w:r>
@@ -14295,6 +14373,7 @@
       <w:r>
         <w:rPr>
           <w:lang w:val="en-US"/>
+          <w:highlight w:val="yellow"/>
         </w:rPr>
         <w:t xml:space="preserve">Please inform us on a timely basis of any delay or issue in obtaining the journal entries extraction, and of any potential misstatements or source of potential misstatements identified through journal entries testing, whether they are due to fraud or error.</w:t>
       </w:r>
@@ -14363,66 +14442,77 @@
       <w:r>
         <w:rPr>
           <w:lang w:val="nl-NL"/>
+          <w:highlight w:val="yellow"/>
         </w:rPr>
         <w:t xml:space="preserve">The </w:t>
       </w:r>
       <w:r>
         <w:rPr>
           <w:lang w:val="en-US"/>
+          <w:highlight w:val="yellow"/>
         </w:rPr>
         <w:t>Group Engagement Team</w:t>
       </w:r>
       <w:r>
         <w:rPr>
           <w:lang w:val="nl-NL"/>
+          <w:highlight w:val="yellow"/>
         </w:rPr>
         <w:t xml:space="preserve"> will review Management</w:t>
       </w:r>
       <w:r>
         <w:rPr>
           <w:lang w:val="nl-NL"/>
+          <w:highlight w:val="yellow"/>
         </w:rPr>
         <w:t>’</w:t>
       </w:r>
       <w:r>
         <w:rPr>
           <w:lang w:val="nl-NL"/>
+          <w:highlight w:val="yellow"/>
         </w:rPr>
         <w:t>s</w:t>
       </w:r>
       <w:r>
         <w:rPr>
           <w:lang w:val="nl-NL"/>
+          <w:highlight w:val="yellow"/>
         </w:rPr>
         <w:t xml:space="preserve"> Faurecia Korea Group</w:t>
       </w:r>
       <w:r>
         <w:rPr>
           <w:lang w:val="nl-NL"/>
+          <w:highlight w:val="yellow"/>
         </w:rPr>
         <w:t xml:space="preserve"> going concern assessment for the </w:t>
       </w:r>
       <w:r>
         <w:rPr>
           <w:lang w:val="nl-NL"/>
+          <w:highlight w:val="yellow"/>
         </w:rPr>
         <w:t>year</w:t>
       </w:r>
       <w:r>
         <w:rPr>
           <w:lang w:val="nl-NL"/>
+          <w:highlight w:val="yellow"/>
         </w:rPr>
         <w:t xml:space="preserve"> ending at </w:t>
       </w:r>
       <w:r>
         <w:rPr>
           <w:lang w:val="nl-NL"/>
+          <w:highlight w:val="yellow"/>
         </w:rPr>
         <w:t xml:space="preserve">December 31, 2026</w:t>
       </w:r>
       <w:r>
         <w:rPr>
           <w:lang w:val="nl-NL"/>
+          <w:highlight w:val="yellow"/>
         </w:rPr>
         <w:t xml:space="preserve"/>
       </w:r>
@@ -14430,12 +14520,14 @@
         <w:rPr>
           <w:rFonts w:hint="eastAsia"/>
           <w:lang w:val="nl-NL" w:eastAsia="ko-KR"/>
+          <w:highlight w:val="yellow"/>
         </w:rPr>
         <w:t xml:space="preserve"/>
       </w:r>
       <w:r>
         <w:rPr>
           <w:lang w:val="nl-NL"/>
+          <w:highlight w:val="yellow"/>
         </w:rPr>
         <w:t xml:space="preserve"> and will corroborate this with our understanding of the business and audit procedures as necessary in order to be able to conclude that financial information is being prepared on an appropriate basis. </w:t>
       </w:r>
@@ -15286,6 +15378,7 @@
       <w:r>
         <w:rPr>
           <w:lang w:val="en-US"/>
+          <w:highlight w:val="yellow"/>
         </w:rPr>
         <w:t xml:space="preserve">Using technological resources as part of the Group audit</w:t>
       </w:r>
@@ -15299,6 +15392,7 @@
       <w:r>
         <w:rPr>
           <w:lang w:val="en-US"/>
+          <w:highlight w:val="yellow"/>
         </w:rPr>
         <w:t xml:space="preserve">You are responsible for appropriately documenting, supervising and reviewing work performed using technological resources for the purposes of the component audit. However, in order for us to fulfil our requirements in respect of the Group audit, please inform us of any planned or actual use of technological resources (also referred as technology solution in PwC Audit), including:</w:t>
       </w:r>
@@ -15317,6 +15411,7 @@
       <w:r>
         <w:rPr>
           <w:lang w:val="en-US"/>
+          <w:highlight w:val="yellow"/>
         </w:rPr>
         <w:t xml:space="preserve">The core capabilities of the tool and the specific audit activities (e.g. the type of risk assessment activities or further audit procedures) the resource is used to perform;</w:t>
       </w:r>
@@ -15335,6 +15430,7 @@
       <w:r>
         <w:rPr>
           <w:lang w:val="en-US"/>
+          <w:highlight w:val="yellow"/>
         </w:rPr>
         <w:t xml:space="preserve">Whether the technological resource has been approved for use by your firm;</w:t>
       </w:r>
@@ -15353,6 +15449,7 @@
       <w:r>
         <w:rPr>
           <w:lang w:val="en-US"/>
+          <w:highlight w:val="yellow"/>
         </w:rPr>
         <w:t xml:space="preserve">The audit procedures planned to be performed by you to complement use of the technological resource (e.g. testing the completeness and accuracy of tool inputs, evaluating the coding or logic of the tool (where applicable));</w:t>
       </w:r>
@@ -15371,6 +15468,7 @@
       <w:r>
         <w:rPr>
           <w:lang w:val="en-US"/>
+          <w:highlight w:val="yellow"/>
         </w:rPr>
         <w:t xml:space="preserve">Whether your firm has communicated any issues with the technological resource (e.g. significant output integrity issues), and, if so, the steps taken by you to address these issues; and</w:t>
       </w:r>
@@ -15389,8 +15487,179 @@
       <w:r>
         <w:rPr>
           <w:lang w:val="en-US"/>
+          <w:highlight w:val="yellow"/>
         </w:rPr>
         <w:t xml:space="preserve">The planned involvement of specialists in using the technological resource, where applicable.</w:t>
+      </w:r>
+    </w:p>
+    <w:p>
+      <w:pPr>
+        <w:rPr>
+          <w:lang w:val="en-US"/>
+        </w:rPr>
+      </w:pPr>
+      <w:r>
+        <w:rPr>
+          <w:lang w:val="en-US"/>
+          <w:highlight w:val="cyan"/>
+        </w:rPr>
+        <w:t xml:space="preserve">[Forvia HY26 review instructions - to be re-confirmed against the Forvia FY2026 annual instructions]</w:t>
+      </w:r>
+    </w:p>
+    <w:p>
+      <w:pPr>
+        <w:rPr>
+          <w:lang w:val="en-US"/>
+        </w:rPr>
+      </w:pPr>
+      <w:r>
+        <w:rPr>
+          <w:lang w:val="en-US"/>
+          <w:highlight w:val="yellow"/>
+        </w:rPr>
+        <w:t xml:space="preserve">Use of Technology Audit Solutions</w:t>
+      </w:r>
+    </w:p>
+    <w:p>
+      <w:pPr>
+        <w:rPr>
+          <w:lang w:val="en-US"/>
+        </w:rPr>
+      </w:pPr>
+      <w:r>
+        <w:rPr>
+          <w:lang w:val="en-US"/>
+          <w:highlight w:val="yellow"/>
+        </w:rPr>
+        <w:t xml:space="preserve">Use of an Assurance Software Tool to perform an assurance engagement is only permitted if the tool has been approved by your Member Firm (see PwC Audit 1304.3.3 and PwC Audit Policy 2.7 in PwC Audit 1300.3). To locate the current list of approved Assurance Software Tools, refer to your Member Firm’s inventory of such tools. If you are unsure whether a technology audit solution is approved by your Member Firm, contact your National Technical function.</w:t>
+      </w:r>
+    </w:p>
+    <w:p>
+      <w:pPr>
+        <w:rPr>
+          <w:lang w:val="en-US"/>
+        </w:rPr>
+      </w:pPr>
+      <w:r>
+        <w:rPr>
+          <w:lang w:val="en-US"/>
+          <w:highlight w:val="yellow"/>
+        </w:rPr>
+        <w:t xml:space="preserve">In addition, in accordance with PwC Audit 6200.3, you are only to use an intermediary to facilitate direct electronic transmission of external confirmation requests and responses if the intermediary is approved by your Member Firm. Such services typically fall within the definition of an Assurance Software Tool.</w:t>
+      </w:r>
+    </w:p>
+    <w:p>
+      <w:pPr>
+        <w:rPr>
+          <w:lang w:val="en-US"/>
+        </w:rPr>
+      </w:pPr>
+      <w:r>
+        <w:rPr>
+          <w:lang w:val="en-US"/>
+          <w:highlight w:val="yellow"/>
+        </w:rPr>
+        <w:t xml:space="preserve">Use of Generative Artificial Intelligence (“GenAI”)</w:t>
+      </w:r>
+    </w:p>
+    <w:p>
+      <w:pPr>
+        <w:rPr>
+          <w:lang w:val="en-US"/>
+        </w:rPr>
+      </w:pPr>
+      <w:r>
+        <w:rPr>
+          <w:lang w:val="en-US"/>
+          <w:highlight w:val="yellow"/>
+        </w:rPr>
+        <w:t xml:space="preserve">GenAI technologies (including technologies such as ChatPwC and Microsoft 365 Copilot) are permitted for use to assist the preparer in performing tasks related to audit procedures (i.e. as a GenAI technology audit accelerator) when all of the conditions of the Global Business Rules (see PwC Audit 1304.3.4), and any incremental rules issued by your territory, are met.</w:t>
+      </w:r>
+    </w:p>
+    <w:p>
+      <w:pPr>
+        <w:pStyle w:val="2"/>
+        <w:rPr>
+          <w:lang w:val="en-US"/>
+        </w:rPr>
+      </w:pPr>
+      <w:r>
+        <w:rPr>
+          <w:lang w:val="en-US"/>
+          <w:highlight w:val="yellow"/>
+        </w:rPr>
+        <w:t xml:space="preserve">Approach to involvement of Alternative Delivery Model Resources</w:t>
+      </w:r>
+    </w:p>
+    <w:p>
+      <w:pPr>
+        <w:rPr>
+          <w:lang w:val="en-US"/>
+        </w:rPr>
+      </w:pPr>
+      <w:r>
+        <w:rPr>
+          <w:lang w:val="en-US"/>
+          <w:highlight w:val="yellow"/>
+        </w:rPr>
+        <w:t xml:space="preserve">Inform us if you expect to involve alternative delivery model resources, including Service Delivery Centers, in the work you perform for the Group audit and, if you do, we request that you provide details of this involvement:</w:t>
+      </w:r>
+    </w:p>
+    <w:p>
+      <w:pPr>
+        <w:pStyle w:val="a6"/>
+        <w:numPr>
+          <w:ilvl w:val="0"/>
+          <w:numId w:val="18"/>
+        </w:numPr>
+        <w:rPr>
+          <w:lang w:val="en-US"/>
+        </w:rPr>
+      </w:pPr>
+      <w:r>
+        <w:rPr>
+          <w:lang w:val="en-US"/>
+          <w:highlight w:val="yellow"/>
+        </w:rPr>
+        <w:t xml:space="preserve">The nature of the work performed under this alternative delivery model;</w:t>
+      </w:r>
+    </w:p>
+    <w:p>
+      <w:pPr>
+        <w:pStyle w:val="a6"/>
+        <w:numPr>
+          <w:ilvl w:val="0"/>
+          <w:numId w:val="18"/>
+        </w:numPr>
+        <w:rPr>
+          <w:lang w:val="en-US"/>
+        </w:rPr>
+      </w:pPr>
+      <w:r>
+        <w:rPr>
+          <w:lang w:val="en-US"/>
+          <w:highlight w:val="yellow"/>
+        </w:rPr>
+        <w:t xml:space="preserve">The supervision and review processes implemented by the component auditor;</w:t>
+      </w:r>
+    </w:p>
+    <w:p>
+      <w:pPr>
+        <w:pStyle w:val="a6"/>
+        <w:numPr>
+          <w:ilvl w:val="0"/>
+          <w:numId w:val="18"/>
+        </w:numPr>
+        <w:rPr>
+          <w:lang w:val="en-US"/>
+        </w:rPr>
+      </w:pPr>
+      <w:r>
+        <w:rPr>
+          <w:lang w:val="en-US"/>
+          <w:highlight w:val="yellow"/>
+        </w:rPr>
+        <w:t xml:space="preserve">The geographical location of the resources involved.</w:t>
       </w:r>
     </w:p>
     <w:p>
@@ -15621,78 +15890,91 @@
       <w:r>
         <w:rPr>
           <w:lang w:val="en-GB"/>
+          <w:highlight w:val="yellow"/>
         </w:rPr>
         <w:t xml:space="preserve">We ask </w:t>
       </w:r>
       <w:r>
         <w:rPr>
           <w:lang w:val="en-GB"/>
+          <w:highlight w:val="yellow"/>
         </w:rPr>
         <w:t xml:space="preserve">that </w:t>
       </w:r>
       <w:r>
         <w:rPr>
           <w:lang w:val="en-GB"/>
+          <w:highlight w:val="yellow"/>
         </w:rPr>
         <w:t xml:space="preserve">you perform the following work </w:t>
       </w:r>
       <w:r>
         <w:rPr>
           <w:lang w:val="en-GB"/>
+          <w:highlight w:val="yellow"/>
         </w:rPr>
         <w:t>to</w:t>
       </w:r>
       <w:r>
         <w:rPr>
           <w:lang w:val="en-GB"/>
+          <w:highlight w:val="yellow"/>
         </w:rPr>
         <w:t xml:space="preserve"> confirm </w:t>
       </w:r>
       <w:r>
         <w:rPr>
           <w:lang w:val="en-GB"/>
+          <w:highlight w:val="yellow"/>
         </w:rPr>
         <w:t>that</w:t>
       </w:r>
       <w:r>
         <w:rPr>
           <w:lang w:val="en-GB"/>
+          <w:highlight w:val="yellow"/>
         </w:rPr>
         <w:t xml:space="preserve"> there </w:t>
       </w:r>
       <w:r>
         <w:rPr>
           <w:lang w:val="en-GB"/>
+          <w:highlight w:val="yellow"/>
         </w:rPr>
         <w:t>has been</w:t>
       </w:r>
       <w:r>
         <w:rPr>
           <w:lang w:val="en-GB"/>
+          <w:highlight w:val="yellow"/>
         </w:rPr>
         <w:t xml:space="preserve"> no significant subsequent event covering the period from the date of your </w:t>
       </w:r>
       <w:r>
         <w:rPr>
           <w:lang w:val="en-GB"/>
+          <w:highlight w:val="yellow"/>
         </w:rPr>
         <w:t>a</w:t>
       </w:r>
       <w:r>
         <w:rPr>
           <w:lang w:val="en-GB"/>
+          <w:highlight w:val="yellow"/>
         </w:rPr>
         <w:t xml:space="preserve">udit report to </w:t>
       </w:r>
       <w:r>
         <w:rPr>
           <w:lang w:val="en-GB"/>
+          <w:highlight w:val="yellow"/>
         </w:rPr>
         <w:t xml:space="preserve">subsequent event dates (expected to be </w:t>
       </w:r>
       <w:r>
         <w:rPr>
           <w:lang w:val="en-GB"/>
+          <w:highlight w:val="yellow"/>
         </w:rPr>
         <w:t xml:space="preserve">the end of March, 2027</w:t>
       </w:r>
@@ -15700,6 +15982,7 @@
       <w:r>
         <w:rPr>
           <w:lang w:val="en-GB"/>
+          <w:highlight w:val="yellow"/>
         </w:rPr>
         <w:t xml:space="preserve"/>
       </w:r>
@@ -15707,6 +15990,7 @@
       <w:r>
         <w:rPr>
           <w:lang w:val="en-GB"/>
+          <w:highlight w:val="yellow"/>
         </w:rPr>
         <w:t xml:space="preserve"/>
       </w:r>
@@ -15714,18 +15998,21 @@
         <w:rPr>
           <w:rFonts w:hint="eastAsia"/>
           <w:lang w:val="en-GB" w:eastAsia="ko-KR"/>
+          <w:highlight w:val="yellow"/>
         </w:rPr>
         <w:t xml:space="preserve"/>
       </w:r>
       <w:r>
         <w:rPr>
           <w:lang w:val="en-GB"/>
+          <w:highlight w:val="yellow"/>
         </w:rPr>
         <w:t>)</w:t>
       </w:r>
       <w:r>
         <w:rPr>
           <w:lang w:val="en-GB"/>
+          <w:highlight w:val="yellow"/>
         </w:rPr>
         <w:t>.</w:t>
       </w:r>
@@ -17953,6 +18240,7 @@
                 <w:color w:val="000000"/>
                 <w:szCs w:val="20"/>
                 <w:lang w:val="es-ES" w:eastAsia="ko-KR"/>
+                <w:highlight w:val="yellow"/>
               </w:rPr>
               <w:t xml:space="preserve">PwC India</w:t>
             </w:r>
@@ -17962,6 +18250,7 @@
                 <w:color w:val="000000"/>
                 <w:szCs w:val="20"/>
                 <w:lang w:val="es-ES" w:eastAsia="ko-KR"/>
+                <w:highlight w:val="yellow"/>
               </w:rPr>
               <w:t xml:space="preserve"/>
             </w:r>
@@ -18024,8 +18313,9 @@
                 <w:color w:val="000000"/>
                 <w:szCs w:val="20"/>
                 <w:lang w:eastAsia="ko-KR"/>
-              </w:rPr>
-              <w:t>2,980,000,000</w:t>
+                <w:highlight w:val="yellow"/>
+              </w:rPr>
+              <w:t xml:space="preserve">2,838,000,000</w:t>
             </w:r>
           </w:p>
         </w:tc>
@@ -18050,8 +18340,9 @@
                 <w:color w:val="000000"/>
                 <w:szCs w:val="20"/>
                 <w:lang w:eastAsia="ko-KR"/>
-              </w:rPr>
-              <w:t>230,000,000</w:t>
+                <w:highlight w:val="yellow"/>
+              </w:rPr>
+              <w:t xml:space="preserve">269,000,000</w:t>
             </w:r>
           </w:p>
         </w:tc>
@@ -18504,6 +18795,7 @@
         <w:rPr>
           <w:b/>
           <w:lang w:val="en-US"/>
+          <w:highlight w:val="yellow"/>
         </w:rPr>
         <w:t xml:space="preserve">The </w:t>
       </w:r>
@@ -18511,18 +18803,21 @@
         <w:rPr>
           <w:b/>
           <w:lang w:val="en-GB"/>
+          <w:highlight w:val="yellow"/>
         </w:rPr>
         <w:t>threshold for clearly trivial misstatements</w:t>
       </w:r>
       <w:r>
         <w:rPr>
           <w:lang w:val="en-US"/>
+          <w:highlight w:val="yellow"/>
         </w:rPr>
         <w:t xml:space="preserve"> established for the entities in scope is</w:t>
       </w:r>
       <w:r>
         <w:rPr>
           <w:lang w:val="en-US"/>
+          <w:highlight w:val="yellow"/>
         </w:rPr>
         <w:t xml:space="preserve"> KRW </w:t>
       </w:r>
@@ -18532,8 +18827,9 @@
           <w:color w:val="000000"/>
           <w:szCs w:val="20"/>
           <w:lang w:val="en-US" w:eastAsia="ko-KR"/>
-        </w:rPr>
-        <w:t>230,00</w:t>
+          <w:highlight w:val="yellow"/>
+        </w:rPr>
+        <w:t xml:space="preserve">269,000,000</w:t>
       </w:r>
       <w:r>
         <w:rPr>
@@ -18541,8 +18837,9 @@
           <w:color w:val="000000"/>
           <w:szCs w:val="20"/>
           <w:lang w:val="en-US" w:eastAsia="ko-KR"/>
-        </w:rPr>
-        <w:t>0,000</w:t>
+          <w:highlight w:val="yellow"/>
+        </w:rPr>
+        <w:t xml:space="preserve"/>
       </w:r>
       <w:r>
         <w:rPr>
@@ -18550,6 +18847,7 @@
           <w:color w:val="000000"/>
           <w:szCs w:val="20"/>
           <w:lang w:val="en-US" w:eastAsia="ko-KR"/>
+          <w:highlight w:val="yellow"/>
         </w:rPr>
         <w:t>.</w:t>
       </w:r>
@@ -18559,6 +18857,7 @@
           <w:color w:val="000000"/>
           <w:szCs w:val="20"/>
           <w:lang w:val="en-US" w:eastAsia="ko-KR"/>
+          <w:highlight w:val="yellow"/>
         </w:rPr>
         <w:t xml:space="preserve"> </w:t>
       </w:r>
@@ -19036,12 +19335,14 @@
             <w:r>
               <w:rPr>
                 <w:lang w:val="en-US"/>
+                <w:highlight w:val="yellow"/>
               </w:rPr>
               <w:t xml:space="preserve">January 15 2027</w:t>
             </w:r>
             <w:r>
               <w:rPr>
                 <w:lang w:val="en-US"/>
+                <w:highlight w:val="yellow"/>
               </w:rPr>
               <w:t xml:space="preserve"/>
             </w:r>
@@ -19049,12 +19350,14 @@
               <w:rPr>
                 <w:rFonts w:hint="eastAsia"/>
                 <w:lang w:val="en-US" w:eastAsia="ko-KR"/>
+                <w:highlight w:val="yellow"/>
               </w:rPr>
               <w:t xml:space="preserve"/>
             </w:r>
             <w:r>
               <w:rPr>
                 <w:lang w:val="en-US"/>
+                <w:highlight w:val="yellow"/>
               </w:rPr>
               <w:t xml:space="preserve"/>
             </w:r>
@@ -19062,6 +19365,7 @@
               <w:rPr>
                 <w:rFonts w:hint="eastAsia"/>
                 <w:lang w:val="en-US" w:eastAsia="ko-KR"/>
+                <w:highlight w:val="yellow"/>
               </w:rPr>
               <w:t xml:space="preserve"/>
             </w:r>
@@ -19141,12 +19445,14 @@
             <w:r>
               <w:rPr>
                 <w:lang w:val="en-US"/>
+                <w:highlight w:val="yellow"/>
               </w:rPr>
               <w:t xml:space="preserve">January 15 2027</w:t>
             </w:r>
             <w:r>
               <w:rPr>
                 <w:lang w:val="en-US"/>
+                <w:highlight w:val="yellow"/>
               </w:rPr>
               <w:t xml:space="preserve"/>
             </w:r>
@@ -19154,12 +19460,14 @@
               <w:rPr>
                 <w:rFonts w:hint="eastAsia"/>
                 <w:lang w:val="en-US" w:eastAsia="ko-KR"/>
+                <w:highlight w:val="yellow"/>
               </w:rPr>
               <w:t xml:space="preserve"/>
             </w:r>
             <w:r>
               <w:rPr>
                 <w:lang w:val="en-US"/>
+                <w:highlight w:val="yellow"/>
               </w:rPr>
               <w:t xml:space="preserve"/>
             </w:r>
@@ -19167,6 +19475,7 @@
               <w:rPr>
                 <w:rFonts w:hint="eastAsia"/>
                 <w:lang w:val="en-US" w:eastAsia="ko-KR"/>
+                <w:highlight w:val="yellow"/>
               </w:rPr>
               <w:t xml:space="preserve"/>
             </w:r>
@@ -19247,12 +19556,14 @@
               <w:rPr>
                 <w:rFonts w:hint="eastAsia"/>
                 <w:lang w:val="en-US" w:eastAsia="ko-KR"/>
+                <w:highlight w:val="yellow"/>
               </w:rPr>
               <w:t xml:space="preserve">February 26 2027</w:t>
             </w:r>
             <w:r>
               <w:rPr>
                 <w:lang w:val="en-US" w:eastAsia="ko-KR"/>
+                <w:highlight w:val="yellow"/>
               </w:rPr>
               <w:t xml:space="preserve"/>
             </w:r>
@@ -19260,12 +19571,14 @@
               <w:rPr>
                 <w:rFonts w:hint="eastAsia"/>
                 <w:lang w:val="en-US" w:eastAsia="ko-KR"/>
+                <w:highlight w:val="yellow"/>
               </w:rPr>
               <w:t xml:space="preserve"/>
             </w:r>
             <w:r>
               <w:rPr>
                 <w:lang w:val="en-US" w:eastAsia="ko-KR"/>
+                <w:highlight w:val="yellow"/>
               </w:rPr>
               <w:t xml:space="preserve"/>
             </w:r>
@@ -19273,6 +19586,7 @@
               <w:rPr>
                 <w:rFonts w:hint="eastAsia"/>
                 <w:lang w:val="en-US" w:eastAsia="ko-KR"/>
+                <w:highlight w:val="yellow"/>
               </w:rPr>
               <w:t xml:space="preserve"/>
             </w:r>
@@ -19366,12 +19680,14 @@
               <w:rPr>
                 <w:rFonts w:hint="eastAsia"/>
                 <w:lang w:val="en-US" w:eastAsia="ko-KR"/>
+                <w:highlight w:val="yellow"/>
               </w:rPr>
               <w:t xml:space="preserve">February 26 2027</w:t>
             </w:r>
             <w:r>
               <w:rPr>
                 <w:lang w:val="en-US" w:eastAsia="ko-KR"/>
+                <w:highlight w:val="yellow"/>
               </w:rPr>
               <w:t xml:space="preserve"/>
             </w:r>
@@ -19379,12 +19695,14 @@
               <w:rPr>
                 <w:rFonts w:hint="eastAsia"/>
                 <w:lang w:val="en-US" w:eastAsia="ko-KR"/>
+                <w:highlight w:val="yellow"/>
               </w:rPr>
               <w:t xml:space="preserve"/>
             </w:r>
             <w:r>
               <w:rPr>
                 <w:lang w:val="en-US" w:eastAsia="ko-KR"/>
+                <w:highlight w:val="yellow"/>
               </w:rPr>
               <w:t xml:space="preserve"/>
             </w:r>
@@ -19392,6 +19710,7 @@
               <w:rPr>
                 <w:rFonts w:hint="eastAsia"/>
                 <w:lang w:val="en-US" w:eastAsia="ko-KR"/>
+                <w:highlight w:val="yellow"/>
               </w:rPr>
               <w:t xml:space="preserve"/>
             </w:r>
@@ -19472,12 +19791,14 @@
               <w:rPr>
                 <w:rFonts w:hint="eastAsia"/>
                 <w:lang w:val="en-US" w:eastAsia="ko-KR"/>
+                <w:highlight w:val="yellow"/>
               </w:rPr>
               <w:t xml:space="preserve">February 26 2027</w:t>
             </w:r>
             <w:r>
               <w:rPr>
                 <w:lang w:val="en-US" w:eastAsia="ko-KR"/>
+                <w:highlight w:val="yellow"/>
               </w:rPr>
               <w:t xml:space="preserve"/>
             </w:r>
@@ -19485,12 +19806,14 @@
               <w:rPr>
                 <w:rFonts w:hint="eastAsia"/>
                 <w:lang w:val="en-US" w:eastAsia="ko-KR"/>
+                <w:highlight w:val="yellow"/>
               </w:rPr>
               <w:t xml:space="preserve"/>
             </w:r>
             <w:r>
               <w:rPr>
                 <w:lang w:val="en-US" w:eastAsia="ko-KR"/>
+                <w:highlight w:val="yellow"/>
               </w:rPr>
               <w:t xml:space="preserve"/>
             </w:r>
@@ -19498,6 +19821,7 @@
               <w:rPr>
                 <w:rFonts w:hint="eastAsia"/>
                 <w:lang w:val="en-US" w:eastAsia="ko-KR"/>
+                <w:highlight w:val="yellow"/>
               </w:rPr>
               <w:t xml:space="preserve"/>
             </w:r>
@@ -19592,12 +19916,14 @@
               <w:rPr>
                 <w:rFonts w:hint="eastAsia"/>
                 <w:lang w:val="en-US" w:eastAsia="ko-KR"/>
+                <w:highlight w:val="yellow"/>
               </w:rPr>
               <w:t xml:space="preserve">February 26 2027</w:t>
             </w:r>
             <w:r>
               <w:rPr>
                 <w:lang w:val="en-US" w:eastAsia="ko-KR"/>
+                <w:highlight w:val="yellow"/>
               </w:rPr>
               <w:t xml:space="preserve"/>
             </w:r>
@@ -19605,12 +19931,14 @@
               <w:rPr>
                 <w:rFonts w:hint="eastAsia"/>
                 <w:lang w:val="en-US" w:eastAsia="ko-KR"/>
+                <w:highlight w:val="yellow"/>
               </w:rPr>
               <w:t xml:space="preserve"/>
             </w:r>
             <w:r>
               <w:rPr>
                 <w:lang w:val="en-US" w:eastAsia="ko-KR"/>
+                <w:highlight w:val="yellow"/>
               </w:rPr>
               <w:t xml:space="preserve"/>
             </w:r>
@@ -19618,6 +19946,7 @@
               <w:rPr>
                 <w:rFonts w:hint="eastAsia"/>
                 <w:lang w:val="en-US" w:eastAsia="ko-KR"/>
+                <w:highlight w:val="yellow"/>
               </w:rPr>
               <w:t xml:space="preserve"/>
             </w:r>
@@ -19712,12 +20041,14 @@
               <w:rPr>
                 <w:rFonts w:hint="eastAsia"/>
                 <w:lang w:val="en-US" w:eastAsia="ko-KR"/>
+                <w:highlight w:val="yellow"/>
               </w:rPr>
               <w:t xml:space="preserve">February 26 2027</w:t>
             </w:r>
             <w:r>
               <w:rPr>
                 <w:lang w:val="en-US" w:eastAsia="ko-KR"/>
+                <w:highlight w:val="yellow"/>
               </w:rPr>
               <w:t xml:space="preserve"/>
             </w:r>
@@ -19725,12 +20056,14 @@
               <w:rPr>
                 <w:rFonts w:hint="eastAsia"/>
                 <w:lang w:val="en-US" w:eastAsia="ko-KR"/>
+                <w:highlight w:val="yellow"/>
               </w:rPr>
               <w:t xml:space="preserve"/>
             </w:r>
             <w:r>
               <w:rPr>
                 <w:lang w:val="en-US" w:eastAsia="ko-KR"/>
+                <w:highlight w:val="yellow"/>
               </w:rPr>
               <w:t xml:space="preserve"/>
             </w:r>
@@ -19738,6 +20071,7 @@
               <w:rPr>
                 <w:rFonts w:hint="eastAsia"/>
                 <w:lang w:val="en-US" w:eastAsia="ko-KR"/>
+                <w:highlight w:val="yellow"/>
               </w:rPr>
               <w:t xml:space="preserve"/>
             </w:r>
@@ -19818,12 +20152,14 @@
               <w:rPr>
                 <w:rFonts w:hint="eastAsia"/>
                 <w:lang w:val="en-US" w:eastAsia="ko-KR"/>
+                <w:highlight w:val="yellow"/>
               </w:rPr>
               <w:t xml:space="preserve">February 26 2027</w:t>
             </w:r>
             <w:r>
               <w:rPr>
                 <w:lang w:val="en-US" w:eastAsia="ko-KR"/>
+                <w:highlight w:val="yellow"/>
               </w:rPr>
               <w:t xml:space="preserve"/>
             </w:r>
@@ -19831,12 +20167,14 @@
               <w:rPr>
                 <w:rFonts w:hint="eastAsia"/>
                 <w:lang w:val="en-US" w:eastAsia="ko-KR"/>
+                <w:highlight w:val="yellow"/>
               </w:rPr>
               <w:t xml:space="preserve"/>
             </w:r>
             <w:r>
               <w:rPr>
                 <w:lang w:val="en-US" w:eastAsia="ko-KR"/>
+                <w:highlight w:val="yellow"/>
               </w:rPr>
               <w:t xml:space="preserve"/>
             </w:r>
@@ -19844,6 +20182,7 @@
               <w:rPr>
                 <w:rFonts w:hint="eastAsia"/>
                 <w:lang w:val="en-US" w:eastAsia="ko-KR"/>
+                <w:highlight w:val="yellow"/>
               </w:rPr>
               <w:t xml:space="preserve"/>
             </w:r>
@@ -19924,12 +20263,14 @@
               <w:rPr>
                 <w:rFonts w:hint="eastAsia"/>
                 <w:lang w:val="en-US" w:eastAsia="ko-KR"/>
+                <w:highlight w:val="yellow"/>
               </w:rPr>
               <w:t xml:space="preserve">February 26 2027</w:t>
             </w:r>
             <w:r>
               <w:rPr>
                 <w:lang w:val="en-US" w:eastAsia="ko-KR"/>
+                <w:highlight w:val="yellow"/>
               </w:rPr>
               <w:t xml:space="preserve"/>
             </w:r>
@@ -19937,12 +20278,14 @@
               <w:rPr>
                 <w:rFonts w:hint="eastAsia"/>
                 <w:lang w:val="en-US" w:eastAsia="ko-KR"/>
+                <w:highlight w:val="yellow"/>
               </w:rPr>
               <w:t xml:space="preserve"/>
             </w:r>
             <w:r>
               <w:rPr>
                 <w:lang w:val="en-US" w:eastAsia="ko-KR"/>
+                <w:highlight w:val="yellow"/>
               </w:rPr>
               <w:t xml:space="preserve"/>
             </w:r>
@@ -19950,6 +20293,7 @@
               <w:rPr>
                 <w:rFonts w:hint="eastAsia"/>
                 <w:lang w:val="en-US" w:eastAsia="ko-KR"/>
+                <w:highlight w:val="yellow"/>
               </w:rPr>
               <w:t xml:space="preserve"/>
             </w:r>
@@ -20109,12 +20453,14 @@
               <w:rPr>
                 <w:rFonts w:hint="eastAsia"/>
                 <w:lang w:val="en-US" w:eastAsia="ko-KR"/>
+                <w:highlight w:val="yellow"/>
               </w:rPr>
               <w:t xml:space="preserve">February 26 2027</w:t>
             </w:r>
             <w:r>
               <w:rPr>
                 <w:lang w:val="en-US" w:eastAsia="ko-KR"/>
+                <w:highlight w:val="yellow"/>
               </w:rPr>
               <w:t xml:space="preserve"/>
             </w:r>
@@ -20122,12 +20468,14 @@
               <w:rPr>
                 <w:rFonts w:hint="eastAsia"/>
                 <w:lang w:val="en-US" w:eastAsia="ko-KR"/>
+                <w:highlight w:val="yellow"/>
               </w:rPr>
               <w:t xml:space="preserve"/>
             </w:r>
             <w:r>
               <w:rPr>
                 <w:lang w:val="en-US" w:eastAsia="ko-KR"/>
+                <w:highlight w:val="yellow"/>
               </w:rPr>
               <w:t xml:space="preserve"/>
             </w:r>
@@ -20135,6 +20483,7 @@
               <w:rPr>
                 <w:rFonts w:hint="eastAsia"/>
                 <w:lang w:val="en-US" w:eastAsia="ko-KR"/>
+                <w:highlight w:val="yellow"/>
               </w:rPr>
               <w:t xml:space="preserve"/>
             </w:r>
@@ -20215,12 +20564,14 @@
               <w:rPr>
                 <w:rFonts w:hint="eastAsia"/>
                 <w:lang w:val="en-US" w:eastAsia="ko-KR"/>
+                <w:highlight w:val="yellow"/>
               </w:rPr>
               <w:t xml:space="preserve">February 26 2027</w:t>
             </w:r>
             <w:r>
               <w:rPr>
                 <w:lang w:val="en-US" w:eastAsia="ko-KR"/>
+                <w:highlight w:val="yellow"/>
               </w:rPr>
               <w:t xml:space="preserve"/>
             </w:r>
@@ -20228,12 +20579,14 @@
               <w:rPr>
                 <w:rFonts w:hint="eastAsia"/>
                 <w:lang w:val="en-US" w:eastAsia="ko-KR"/>
+                <w:highlight w:val="yellow"/>
               </w:rPr>
               <w:t xml:space="preserve"/>
             </w:r>
             <w:r>
               <w:rPr>
                 <w:lang w:val="en-US" w:eastAsia="ko-KR"/>
+                <w:highlight w:val="yellow"/>
               </w:rPr>
               <w:t xml:space="preserve"/>
             </w:r>
@@ -20241,6 +20594,7 @@
               <w:rPr>
                 <w:rFonts w:hint="eastAsia"/>
                 <w:lang w:val="en-US" w:eastAsia="ko-KR"/>
+                <w:highlight w:val="yellow"/>
               </w:rPr>
               <w:t xml:space="preserve"/>
             </w:r>

--- a/Faurecia_Korea_2026_Group_audit_instructions_GAI_IN04_PwC_India_draft.docx
+++ b/Faurecia_Korea_2026_Group_audit_instructions_GAI_IN04_PwC_India_draft.docx
@@ -16402,28 +16402,36 @@
           <w:szCs w:val="24"/>
           <w:lang w:val="en-GB"/>
         </w:rPr>
-        <w:t xml:space="preserve"> reporting purposes using component materiality and performance materiality as communicated in table 3.</w:t>
+        <w:t xml:space="preserve"> reporting purposes </w:t>
       </w:r>
       <w:r>
         <w:rPr>
           <w:szCs w:val="24"/>
           <w:lang w:val="en-GB"/>
-        </w:rPr>
-        <w:t>1.3</w:t>
+          <w:highlight w:val="yellow"/>
+        </w:rPr>
+        <w:t xml:space="preserve">using the component performance materiality and the threshold for clearly trivial misstatements communicated in section D.3 below</w:t>
       </w:r>
       <w:r>
         <w:rPr>
           <w:szCs w:val="24"/>
           <w:lang w:val="en-GB"/>
         </w:rPr>
-        <w:t xml:space="preserve"> </w:t>
+        <w:t xml:space="preserve"/>
       </w:r>
       <w:r>
         <w:rPr>
           <w:szCs w:val="24"/>
           <w:lang w:val="en-GB"/>
         </w:rPr>
-        <w:t>below</w:t>
+        <w:t xml:space="preserve"/>
+      </w:r>
+      <w:r>
+        <w:rPr>
+          <w:szCs w:val="24"/>
+          <w:lang w:val="en-GB"/>
+        </w:rPr>
+        <w:t xml:space="preserve"/>
       </w:r>
       <w:r>
         <w:rPr>
@@ -16699,7 +16707,22 @@
           <w:szCs w:val="24"/>
           <w:lang w:val="en-US"/>
         </w:rPr>
-        <w:t xml:space="preserve"> reporting purposes, using the component materiality and performance materiality assigned to you. The audit you </w:t>
+        <w:t xml:space="preserve"> reporting purposes, </w:t>
+      </w:r>
+      <w:r>
+        <w:rPr>
+          <w:szCs w:val="24"/>
+          <w:lang w:val="en-US"/>
+          <w:highlight w:val="yellow"/>
+        </w:rPr>
+        <w:t xml:space="preserve">using the component performance materiality and the threshold for clearly trivial misstatements assigned to you</w:t>
+      </w:r>
+      <w:r>
+        <w:rPr>
+          <w:szCs w:val="24"/>
+          <w:lang w:val="en-US"/>
+        </w:rPr>
+        <w:t xml:space="preserve">. The audit you </w:t>
       </w:r>
       <w:proofErr w:type="gramStart"/>
       <w:r>
@@ -16980,32 +17003,9 @@
       <w:r>
         <w:rPr>
           <w:lang w:val="en-GB"/>
-        </w:rPr>
-        <w:t xml:space="preserve">Component materiality relevant to your audit, including audits of account balances and/or disclosures, or review performed as part of the audit of the </w:t>
-      </w:r>
-      <w:r>
-        <w:rPr>
-          <w:lang w:val="en-GB"/>
-        </w:rPr>
-        <w:t>Group</w:t>
-      </w:r>
-      <w:r>
-        <w:rPr>
-          <w:lang w:val="en-GB"/>
-        </w:rPr>
-        <w:t xml:space="preserve"> financial statements, is included above in table 3.5. If you have any concerns over the component materiality applicable to your audit or review performed as part of the audit of the </w:t>
-      </w:r>
-      <w:r>
-        <w:rPr>
-          <w:lang w:val="en-GB"/>
-        </w:rPr>
-        <w:t>Group</w:t>
-      </w:r>
-      <w:r>
-        <w:rPr>
-          <w:lang w:val="en-GB"/>
-        </w:rPr>
-        <w:t xml:space="preserve"> financial statements, please contact us as soon as possible.</w:t>
+          <w:highlight w:val="yellow"/>
+        </w:rPr>
+        <w:t xml:space="preserve">Under ISA 600 (Revised) we determine and communicate to you a component performance materiality and a threshold for clearly trivial misstatements, and not a separate component materiality. The amounts relevant to your audit, including audits of account balances and/or disclosures, or review performed as part of the audit of the Group financial statements, are included in section D.3 below. If you have any concerns over the amounts applicable to your audit or review performed as part of the audit of the Group financial statements, please contact us as soon as possible.</w:t>
       </w:r>
     </w:p>
     <w:p>
@@ -18960,53 +18960,60 @@
         <w:rPr>
           <w:lang w:val="en-US"/>
         </w:rPr>
-        <w:t xml:space="preserve">during the audit. Please inform it in the section </w:t>
-      </w:r>
-      <w:r>
-        <w:rPr>
-          <w:lang w:val="en-US"/>
-        </w:rPr>
-        <w:t>“</w:t>
+        <w:t xml:space="preserve">during the audit. Please inform it </w:t>
+      </w:r>
+      <w:r>
+        <w:rPr>
+          <w:lang w:val="en-US"/>
+          <w:highlight w:val="yellow"/>
+        </w:rPr>
+        <w:t xml:space="preserve">in the section “Other issues” of Appendix D1 – “Summary Memorandum”.</w:t>
+      </w:r>
+      <w:r>
+        <w:rPr>
+          <w:lang w:val="en-US"/>
+        </w:rPr>
+        <w:t xml:space="preserve"/>
       </w:r>
       <w:r>
         <w:rPr>
           <w:i/>
           <w:lang w:val="en-US"/>
         </w:rPr>
-        <w:t>Other Matters</w:t>
+        <w:t xml:space="preserve"/>
       </w:r>
       <w:r>
         <w:rPr>
           <w:i/>
           <w:lang w:val="en-US"/>
         </w:rPr>
-        <w:t>”</w:t>
+        <w:t xml:space="preserve"/>
       </w:r>
       <w:r>
         <w:rPr>
           <w:i/>
           <w:lang w:val="en-US"/>
         </w:rPr>
-        <w:t xml:space="preserve"> </w:t>
-      </w:r>
-      <w:r>
-        <w:rPr>
-          <w:lang w:val="en-US"/>
-        </w:rPr>
-        <w:t xml:space="preserve">in the </w:t>
+        <w:t xml:space="preserve"/>
+      </w:r>
+      <w:r>
+        <w:rPr>
+          <w:lang w:val="en-US"/>
+        </w:rPr>
+        <w:t xml:space="preserve"/>
       </w:r>
       <w:r>
         <w:rPr>
           <w:b/>
           <w:lang w:val="en-US"/>
         </w:rPr>
-        <w:t>Appendix D</w:t>
-      </w:r>
-      <w:r>
-        <w:rPr>
-          <w:lang w:val="en-US"/>
-        </w:rPr>
-        <w:t>.</w:t>
+        <w:t xml:space="preserve"/>
+      </w:r>
+      <w:r>
+        <w:rPr>
+          <w:lang w:val="en-US"/>
+        </w:rPr>
+        <w:t xml:space="preserve"/>
       </w:r>
     </w:p>
     <w:p>

--- a/Faurecia_Korea_2026_Group_audit_instructions_GAI_IN04_PwC_India_draft.docx
+++ b/Faurecia_Korea_2026_Group_audit_instructions_GAI_IN04_PwC_India_draft.docx
@@ -5093,7 +5093,14 @@
           <w:lang w:val="en-GB"/>
           <w:highlight w:val="yellow"/>
         </w:rPr>
-        <w:t>Mazars Sebit (Korea)</w:t>
+        <w:t xml:space="preserve"/>
+      </w:r>
+      <w:r>
+        <w:rPr>
+          <w:lang w:val="en-GB"/>
+          <w:highlight w:val="yellow"/>
+        </w:rPr>
+        <w:t xml:space="preserve">Forvis Mazars Sebit (Korea)</w:t>
       </w:r>
       <w:r>
         <w:rPr>
@@ -6024,54 +6031,26 @@
       <w:r>
         <w:rPr>
           <w:lang w:val="en-US"/>
-        </w:rPr>
-        <w:t>The International Federation of Accountants (“IFAC”) Code of Ethics is applicable</w:t>
-      </w:r>
-      <w:r>
-        <w:rPr>
-          <w:lang w:val="en-US"/>
-        </w:rPr>
-        <w:t xml:space="preserve"> as a minimum and the CCOI (Code of Conduct Objectivity and Independence). </w:t>
-      </w:r>
-    </w:p>
-    <w:p>
-      <w:pPr>
-        <w:rPr>
-          <w:lang w:val="en-US"/>
-        </w:rPr>
-      </w:pPr>
-      <w:r>
-        <w:rPr>
-          <w:lang w:val="en-US"/>
-        </w:rPr>
-        <w:t xml:space="preserve">Where the local requirements in respect of </w:t>
-      </w:r>
-      <w:r>
-        <w:rPr>
-          <w:lang w:val="en-US"/>
-        </w:rPr>
-        <w:t>independence</w:t>
-      </w:r>
-      <w:r>
-        <w:rPr>
-          <w:lang w:val="en-US"/>
-        </w:rPr>
-        <w:t xml:space="preserve"> are stricter than the IFAC Code of Ethics or there are country specific matters, they should be added to the manual in the dedicated pages added at the end of each Section. These </w:t>
+          <w:highlight w:val="yellow"/>
+        </w:rPr>
+        <w:t xml:space="preserve">The International Federation of Accountants (“IFAC”) Code of Ethics is applicable as a minimum, together with your own firm’s code of ethics and independence policies.</w:t>
+      </w:r>
+    </w:p>
+    <w:p>
+      <w:pPr>
+        <w:rPr>
+          <w:lang w:val="en-US"/>
+        </w:rPr>
+      </w:pPr>
+      <w:r>
+        <w:rPr>
+          <w:lang w:val="en-US"/>
+          <w:highlight w:val="yellow"/>
+        </w:rPr>
+        <w:t xml:space="preserve">Where the local requirements in respect of independence are stricter than the IFAC Code of Ethics, or there are country specific matters, those stricter requirements apply.</w:t>
       </w:r>
       <w:proofErr w:type="gramStart"/>
-      <w:r>
-        <w:rPr>
-          <w:lang w:val="en-US"/>
-        </w:rPr>
-        <w:t>amendments</w:t>
-      </w:r>
       <w:proofErr w:type="gramEnd"/>
-      <w:r>
-        <w:rPr>
-          <w:lang w:val="en-US"/>
-        </w:rPr>
-        <w:t xml:space="preserve"> must only be made by the Country Risk Manager or the person responsible for ethics and independence in the country; no other changes should be made to the Mazars Audit Manual.</w:t>
-      </w:r>
     </w:p>
     <w:p>
       <w:pPr>
@@ -7614,7 +7593,7 @@
                 <w:szCs w:val="20"/>
                 <w:lang w:val="en-GB" w:eastAsia="ko-KR"/>
               </w:rPr>
-              <w:t>h</w:t>
+              <w:t xml:space="preserve"/>
             </w:r>
             <w:r>
               <w:rPr>
@@ -7622,8 +7601,19 @@
                 <w:rFonts w:eastAsiaTheme="minorEastAsia"/>
                 <w:sz w:val="20"/>
                 <w:szCs w:val="20"/>
-              </w:rPr>
-              <w:t>yun-ho.shim@</w:t>
+                <w:lang w:val="en-GB" w:eastAsia="ko-KR"/>
+                <w:highlight w:val="yellow"/>
+              </w:rPr>
+              <w:t xml:space="preserve">hyun-ho.shim@forvismazars.com</w:t>
+            </w:r>
+            <w:r>
+              <w:rPr>
+                <w:rStyle w:val="a3"/>
+                <w:rFonts w:eastAsiaTheme="minorEastAsia"/>
+                <w:sz w:val="20"/>
+                <w:szCs w:val="20"/>
+              </w:rPr>
+              <w:t xml:space="preserve"/>
             </w:r>
             <w:r>
               <w:rPr>
@@ -7633,7 +7623,7 @@
                 <w:szCs w:val="20"/>
                 <w:lang w:eastAsia="ko-KR"/>
               </w:rPr>
-              <w:t>forvismazars.kr</w:t>
+              <w:t xml:space="preserve"/>
             </w:r>
           </w:p>
         </w:tc>
@@ -7784,9 +7774,8 @@
                 <w:szCs w:val="20"/>
                 <w:lang w:val="en-GB" w:eastAsia="ko-KR"/>
               </w:rPr>
-              <w:t>se-</w:t>
-            </w:r>
-            <w:proofErr w:type="spellStart"/>
+              <w:t xml:space="preserve"/>
+            </w:r>
             <w:r>
               <w:rPr>
                 <w:rStyle w:val="a3"/>
@@ -7794,10 +7783,11 @@
                 <w:sz w:val="20"/>
                 <w:szCs w:val="20"/>
                 <w:lang w:val="en-GB" w:eastAsia="ko-KR"/>
-              </w:rPr>
-              <w:t>hoon.han</w:t>
-            </w:r>
-            <w:proofErr w:type="spellEnd"/>
+                <w:highlight w:val="yellow"/>
+              </w:rPr>
+              <w:t xml:space="preserve">se-hoon.han@forvismazars.com</w:t>
+            </w:r>
+            <w:proofErr w:type="spellStart"/>
             <w:r>
               <w:rPr>
                 <w:rStyle w:val="a3"/>
@@ -7806,7 +7796,18 @@
                 <w:szCs w:val="20"/>
                 <w:lang w:val="en-GB" w:eastAsia="ko-KR"/>
               </w:rPr>
-              <w:t>@</w:t>
+              <w:t xml:space="preserve"/>
+            </w:r>
+            <w:proofErr w:type="spellEnd"/>
+            <w:r>
+              <w:rPr>
+                <w:rStyle w:val="a3"/>
+                <w:rFonts w:eastAsiaTheme="minorEastAsia"/>
+                <w:sz w:val="20"/>
+                <w:szCs w:val="20"/>
+                <w:lang w:val="en-GB" w:eastAsia="ko-KR"/>
+              </w:rPr>
+              <w:t xml:space="preserve"/>
             </w:r>
             <w:r>
               <w:rPr>
@@ -7816,7 +7817,7 @@
                 <w:szCs w:val="20"/>
                 <w:lang w:eastAsia="ko-KR"/>
               </w:rPr>
-              <w:t xml:space="preserve"> forvismazars.kr</w:t>
+              <w:t xml:space="preserve"/>
             </w:r>
           </w:p>
         </w:tc>
@@ -17692,7 +17693,17 @@
                 <w:szCs w:val="20"/>
                 <w:lang w:val="es-ES" w:eastAsia="ko-KR"/>
               </w:rPr>
-              <w:t>M</w:t>
+              <w:t xml:space="preserve"/>
+            </w:r>
+            <w:r>
+              <w:rPr>
+                <w:rFonts w:cs="Arial" w:hint="eastAsia"/>
+                <w:color w:val="000000"/>
+                <w:szCs w:val="20"/>
+                <w:lang w:val="es-ES" w:eastAsia="ko-KR"/>
+                <w:highlight w:val="yellow"/>
+              </w:rPr>
+              <w:t xml:space="preserve">Forvis Mazars Sebit (Korea)</w:t>
             </w:r>
             <w:r>
               <w:rPr>
@@ -17701,7 +17712,7 @@
                 <w:szCs w:val="20"/>
                 <w:lang w:val="es-ES" w:eastAsia="ko-KR"/>
               </w:rPr>
-              <w:t>azars Sebit (Korea)</w:t>
+              <w:t xml:space="preserve"/>
             </w:r>
           </w:p>
         </w:tc>
@@ -17880,7 +17891,17 @@
                 <w:szCs w:val="20"/>
                 <w:lang w:val="es-ES" w:eastAsia="ko-KR"/>
               </w:rPr>
-              <w:t>M</w:t>
+              <w:t xml:space="preserve"/>
+            </w:r>
+            <w:r>
+              <w:rPr>
+                <w:rFonts w:cs="Arial" w:hint="eastAsia"/>
+                <w:color w:val="000000"/>
+                <w:szCs w:val="20"/>
+                <w:lang w:val="es-ES" w:eastAsia="ko-KR"/>
+                <w:highlight w:val="yellow"/>
+              </w:rPr>
+              <w:t xml:space="preserve">Forvis Mazars Sebit (Korea)</w:t>
             </w:r>
             <w:r>
               <w:rPr>
@@ -17889,7 +17910,7 @@
                 <w:szCs w:val="20"/>
                 <w:lang w:val="es-ES" w:eastAsia="ko-KR"/>
               </w:rPr>
-              <w:t>azars Sebit (Korea)</w:t>
+              <w:t xml:space="preserve"/>
             </w:r>
           </w:p>
         </w:tc>
@@ -18079,7 +18100,17 @@
                 <w:szCs w:val="20"/>
                 <w:lang w:val="es-ES" w:eastAsia="ko-KR"/>
               </w:rPr>
-              <w:t>M</w:t>
+              <w:t xml:space="preserve"/>
+            </w:r>
+            <w:r>
+              <w:rPr>
+                <w:rFonts w:cs="Arial" w:hint="eastAsia"/>
+                <w:color w:val="000000"/>
+                <w:szCs w:val="20"/>
+                <w:lang w:val="es-ES" w:eastAsia="ko-KR"/>
+                <w:highlight w:val="yellow"/>
+              </w:rPr>
+              <w:t xml:space="preserve">Forvis Mazars Sebit (Korea)</w:t>
             </w:r>
             <w:r>
               <w:rPr>
@@ -18088,7 +18119,7 @@
                 <w:szCs w:val="20"/>
                 <w:lang w:val="es-ES" w:eastAsia="ko-KR"/>
               </w:rPr>
-              <w:t>azars Sebit (Korea)</w:t>
+              <w:t xml:space="preserve"/>
             </w:r>
           </w:p>
         </w:tc>
@@ -20663,7 +20694,20 @@
         <w:rPr>
           <w:lang w:val="en-GB"/>
         </w:rPr>
-        <w:t xml:space="preserve">Mazars Korea, </w:t>
+        <w:t xml:space="preserve"/>
+      </w:r>
+      <w:r>
+        <w:rPr>
+          <w:lang w:val="en-GB"/>
+          <w:highlight w:val="yellow"/>
+        </w:rPr>
+        <w:t xml:space="preserve">Forvis Mazars Sebit (Korea)</w:t>
+      </w:r>
+      <w:r>
+        <w:rPr>
+          <w:lang w:val="en-GB"/>
+        </w:rPr>
+        <w:t xml:space="preserve">, </w:t>
       </w:r>
       <w:r>
         <w:rPr>
@@ -22795,6 +22839,10 @@
     <w:sectPr>
       <w:headerReference w:type="default" r:id="rId22"/>
       <w:footerReference w:type="default" r:id="rId23"/>
+      <w:headerReference w:type="first" r:id="rId26"/>
+      <w:footerReference w:type="first" r:id="rId27"/>
+      <w:headerReference w:type="even" r:id="rId28"/>
+      <w:footerReference w:type="even" r:id="rId29"/>
       <w:pgSz w:w="11906" w:h="16838"/>
       <w:pgMar w:top="1559" w:right="1134" w:bottom="1418" w:left="851" w:header="709" w:footer="709" w:gutter="0"/>
       <w:cols w:space="708"/>
@@ -22862,6 +22910,26 @@
     <w:r>
       <w:fldChar w:fldCharType="end"/>
     </w:r>
+  </w:p>
+</w:ftr>
+</file>
+
+<file path=word/footer2.xml><?xml version="1.0" encoding="utf-8"?>
+<w:ftr xmlns:m="http://schemas.openxmlformats.org/officeDocument/2006/math" xmlns:mc="http://schemas.openxmlformats.org/markup-compatibility/2006" xmlns:mo="http://schemas.microsoft.com/office/mac/office/2008/main" xmlns:mv="urn:schemas-microsoft-com:mac:vml" xmlns:o="urn:schemas-microsoft-com:office:office" xmlns:r="http://schemas.openxmlformats.org/officeDocument/2006/relationships" xmlns:v="urn:schemas-microsoft-com:vml" xmlns:w10="urn:schemas-microsoft-com:office:word" xmlns:w14="http://schemas.microsoft.com/office/word/2010/wordml" xmlns:w="http://schemas.openxmlformats.org/wordprocessingml/2006/main" xmlns:wne="http://schemas.microsoft.com/office/word/2006/wordml" xmlns:wp14="http://schemas.microsoft.com/office/word/2010/wordprocessingDrawing" xmlns:wp="http://schemas.openxmlformats.org/drawingml/2006/wordprocessingDrawing" xmlns:wpc="http://schemas.microsoft.com/office/word/2010/wordprocessingCanvas" xmlns:wpg="http://schemas.microsoft.com/office/word/2010/wordprocessingGroup" xmlns:wpi="http://schemas.microsoft.com/office/word/2010/wordprocessingInk" xmlns:wps="http://schemas.microsoft.com/office/word/2010/wordprocessingShape" mc:Ignorable="w14 wp14">
+  <w:p>
+    <w:pPr>
+      <w:pStyle w:val="Footer"/>
+    </w:pPr>
+  </w:p>
+</w:ftr>
+</file>
+
+<file path=word/footer3.xml><?xml version="1.0" encoding="utf-8"?>
+<w:ftr xmlns:m="http://schemas.openxmlformats.org/officeDocument/2006/math" xmlns:mc="http://schemas.openxmlformats.org/markup-compatibility/2006" xmlns:mo="http://schemas.microsoft.com/office/mac/office/2008/main" xmlns:mv="urn:schemas-microsoft-com:mac:vml" xmlns:o="urn:schemas-microsoft-com:office:office" xmlns:r="http://schemas.openxmlformats.org/officeDocument/2006/relationships" xmlns:v="urn:schemas-microsoft-com:vml" xmlns:w10="urn:schemas-microsoft-com:office:word" xmlns:w14="http://schemas.microsoft.com/office/word/2010/wordml" xmlns:w="http://schemas.openxmlformats.org/wordprocessingml/2006/main" xmlns:wne="http://schemas.microsoft.com/office/word/2006/wordml" xmlns:wp14="http://schemas.microsoft.com/office/word/2010/wordprocessingDrawing" xmlns:wp="http://schemas.openxmlformats.org/drawingml/2006/wordprocessingDrawing" xmlns:wpc="http://schemas.microsoft.com/office/word/2010/wordprocessingCanvas" xmlns:wpg="http://schemas.microsoft.com/office/word/2010/wordprocessingGroup" xmlns:wpi="http://schemas.microsoft.com/office/word/2010/wordprocessingInk" xmlns:wps="http://schemas.microsoft.com/office/word/2010/wordprocessingShape" mc:Ignorable="w14 wp14">
+  <w:p>
+    <w:pPr>
+      <w:pStyle w:val="Footer"/>
+    </w:pPr>
   </w:p>
 </w:ftr>
 </file>
@@ -22952,6 +23020,26 @@
   <w:p>
     <w:pPr>
       <w:pStyle w:val="a4"/>
+    </w:pPr>
+  </w:p>
+</w:hdr>
+</file>
+
+<file path=word/header2.xml><?xml version="1.0" encoding="utf-8"?>
+<w:hdr xmlns:m="http://schemas.openxmlformats.org/officeDocument/2006/math" xmlns:mc="http://schemas.openxmlformats.org/markup-compatibility/2006" xmlns:mo="http://schemas.microsoft.com/office/mac/office/2008/main" xmlns:mv="urn:schemas-microsoft-com:mac:vml" xmlns:o="urn:schemas-microsoft-com:office:office" xmlns:r="http://schemas.openxmlformats.org/officeDocument/2006/relationships" xmlns:v="urn:schemas-microsoft-com:vml" xmlns:w10="urn:schemas-microsoft-com:office:word" xmlns:w14="http://schemas.microsoft.com/office/word/2010/wordml" xmlns:w="http://schemas.openxmlformats.org/wordprocessingml/2006/main" xmlns:wne="http://schemas.microsoft.com/office/word/2006/wordml" xmlns:wp14="http://schemas.microsoft.com/office/word/2010/wordprocessingDrawing" xmlns:wp="http://schemas.openxmlformats.org/drawingml/2006/wordprocessingDrawing" xmlns:wpc="http://schemas.microsoft.com/office/word/2010/wordprocessingCanvas" xmlns:wpg="http://schemas.microsoft.com/office/word/2010/wordprocessingGroup" xmlns:wpi="http://schemas.microsoft.com/office/word/2010/wordprocessingInk" xmlns:wps="http://schemas.microsoft.com/office/word/2010/wordprocessingShape" mc:Ignorable="w14 wp14">
+  <w:p>
+    <w:pPr>
+      <w:pStyle w:val="Header"/>
+    </w:pPr>
+  </w:p>
+</w:hdr>
+</file>
+
+<file path=word/header3.xml><?xml version="1.0" encoding="utf-8"?>
+<w:hdr xmlns:m="http://schemas.openxmlformats.org/officeDocument/2006/math" xmlns:mc="http://schemas.openxmlformats.org/markup-compatibility/2006" xmlns:mo="http://schemas.microsoft.com/office/mac/office/2008/main" xmlns:mv="urn:schemas-microsoft-com:mac:vml" xmlns:o="urn:schemas-microsoft-com:office:office" xmlns:r="http://schemas.openxmlformats.org/officeDocument/2006/relationships" xmlns:v="urn:schemas-microsoft-com:vml" xmlns:w10="urn:schemas-microsoft-com:office:word" xmlns:w14="http://schemas.microsoft.com/office/word/2010/wordml" xmlns:w="http://schemas.openxmlformats.org/wordprocessingml/2006/main" xmlns:wne="http://schemas.microsoft.com/office/word/2006/wordml" xmlns:wp14="http://schemas.microsoft.com/office/word/2010/wordprocessingDrawing" xmlns:wp="http://schemas.openxmlformats.org/drawingml/2006/wordprocessingDrawing" xmlns:wpc="http://schemas.microsoft.com/office/word/2010/wordprocessingCanvas" xmlns:wpg="http://schemas.microsoft.com/office/word/2010/wordprocessingGroup" xmlns:wpi="http://schemas.microsoft.com/office/word/2010/wordprocessingInk" xmlns:wps="http://schemas.microsoft.com/office/word/2010/wordprocessingShape" mc:Ignorable="w14 wp14">
+  <w:p>
+    <w:pPr>
+      <w:pStyle w:val="Header"/>
     </w:pPr>
   </w:p>
 </w:hdr>

--- a/Faurecia_Korea_2026_Group_audit_instructions_GAI_IN04_PwC_India_draft.docx
+++ b/Faurecia_Korea_2026_Group_audit_instructions_GAI_IN04_PwC_India_draft.docx
@@ -8202,7 +8202,7 @@
           <w:lang w:val="en-US"/>
           <w:highlight w:val="yellow"/>
         </w:rPr>
-        <w:t xml:space="preserve">[Updated - shown in yellow] (i) period references and reporting deadlines rolled forward to the year ending December 31, 2026; (ii) Group background and significant developments refreshed from the Forvia Group auditor’s HY26 instructions (Ignite plan, COLORADO disposal, SIMPLIFY project); (iii) the Mazars Audit Manual requirement removed; (iv) component auditor procedures over intercompany balances and transactions added; (v) fraud risk factors, journal entry selection criteria and the data extraction process added; (vi) a new section on the use of technological resources, including Technology Audit Solutions and GenAI; (vii) a new section on Alternative Delivery Model Resources; and (viii) component materiality levels updated.</w:t>
+        <w:t xml:space="preserve">[Updated - shown in yellow] (i) period references and reporting deadlines rolled forward to the year ending December 31, 2026; (ii) Group background and significant developments refreshed from the Forvia Group auditor’s HY26 instructions (Ignite plan, COLORADO disposal, SIMPLIFY project); (iii) the Mazars Audit Manual requirement removed; (iv) component auditor procedures over intercompany balances and transactions added; (v) fraud risk factors, journal entry selection criteria and the data extraction process added; (vi) a new section on the use of technological resources, including Technology Audit Solutions and GenAI; and (vii) component materiality levels updated.</w:t>
       </w:r>
     </w:p>
     <w:p>
@@ -8216,7 +8216,7 @@
           <w:lang w:val="en-US"/>
           <w:highlight w:val="cyan"/>
         </w:rPr>
-        <w:t xml:space="preserve">[To be confirmed - shown in turquoise] (a) the Group background, technological resources and Alternative Delivery Model sections are sourced from the Forvia Group auditor’s HY26 interim review instructions and are to be re-confirmed against the Forvia FY2026 annual instructions when received; (b) the reporting deadlines have been set on the same weekday as the prior year and require confirmation; and (c) the component materiality levels for IN04 are to be compared with your own statutory audit materiality once notified to us in Appendix A.</w:t>
+        <w:t xml:space="preserve">[To be confirmed - shown in turquoise] (a) the Group background and technological resources sections are sourced from the Forvia Group auditor’s HY26 interim review instructions and are to be re-confirmed against the Forvia FY2026 annual instructions when received; (b) the reporting deadlines have been set on the same weekday as the prior year and require confirmation; and (c) the component materiality levels for IN04 are to be compared with your own statutory audit materiality once notified to us in Appendix A.</w:t>
       </w:r>
     </w:p>
     <w:p>
@@ -13973,19 +13973,6 @@
     <w:p>
       <w:pPr>
         <w:pStyle w:val="3"/>
-        <w:numPr>
-          <w:ilvl w:val="0"/>
-          <w:numId w:val="0"/>
-        </w:numPr>
-        <w:ind w:left="1117"/>
-        <w:rPr>
-          <w:lang w:val="en-US"/>
-        </w:rPr>
-      </w:pPr>
-    </w:p>
-    <w:p>
-      <w:pPr>
-        <w:pStyle w:val="3"/>
         <w:rPr>
           <w:lang w:val="en-US"/>
         </w:rPr>
@@ -14401,20 +14388,6 @@
     <w:p>
       <w:pPr>
         <w:pStyle w:val="2"/>
-        <w:numPr>
-          <w:ilvl w:val="0"/>
-          <w:numId w:val="0"/>
-        </w:numPr>
-        <w:ind w:left="757"/>
-        <w:rPr>
-          <w:lang w:val="en-GB"/>
-        </w:rPr>
-      </w:pPr>
-      <w:bookmarkStart w:id="67" w:name="_Toc215844443"/>
-    </w:p>
-    <w:p>
-      <w:pPr>
-        <w:pStyle w:val="2"/>
         <w:rPr>
           <w:lang w:val="en-GB"/>
         </w:rPr>
@@ -14577,19 +14550,6 @@
         </w:rPr>
         <w:t xml:space="preserve"> please provide detailed information regarding the Component's operations and financial condition, as well as related regulatory requirements where applicable. </w:t>
       </w:r>
-    </w:p>
-    <w:p>
-      <w:pPr>
-        <w:pStyle w:val="2"/>
-        <w:numPr>
-          <w:ilvl w:val="0"/>
-          <w:numId w:val="0"/>
-        </w:numPr>
-        <w:ind w:left="757"/>
-        <w:rPr>
-          <w:lang w:val="en-US"/>
-        </w:rPr>
-      </w:pPr>
     </w:p>
     <w:p>
       <w:pPr>
@@ -15584,100 +15544,6 @@
           <w:lang w:val="en-US"/>
         </w:rPr>
       </w:pPr>
-      <w:r>
-        <w:rPr>
-          <w:lang w:val="en-US"/>
-          <w:highlight w:val="yellow"/>
-        </w:rPr>
-        <w:t xml:space="preserve">Approach to involvement of Alternative Delivery Model Resources</w:t>
-      </w:r>
-    </w:p>
-    <w:p>
-      <w:pPr>
-        <w:rPr>
-          <w:lang w:val="en-US"/>
-        </w:rPr>
-      </w:pPr>
-      <w:r>
-        <w:rPr>
-          <w:lang w:val="en-US"/>
-          <w:highlight w:val="yellow"/>
-        </w:rPr>
-        <w:t xml:space="preserve">Inform us if you expect to involve alternative delivery model resources, including Service Delivery Centers, in the work you perform for the Group audit and, if you do, we request that you provide details of this involvement:</w:t>
-      </w:r>
-    </w:p>
-    <w:p>
-      <w:pPr>
-        <w:pStyle w:val="a6"/>
-        <w:numPr>
-          <w:ilvl w:val="0"/>
-          <w:numId w:val="18"/>
-        </w:numPr>
-        <w:rPr>
-          <w:lang w:val="en-US"/>
-        </w:rPr>
-      </w:pPr>
-      <w:r>
-        <w:rPr>
-          <w:lang w:val="en-US"/>
-          <w:highlight w:val="yellow"/>
-        </w:rPr>
-        <w:t xml:space="preserve">The nature of the work performed under this alternative delivery model;</w:t>
-      </w:r>
-    </w:p>
-    <w:p>
-      <w:pPr>
-        <w:pStyle w:val="a6"/>
-        <w:numPr>
-          <w:ilvl w:val="0"/>
-          <w:numId w:val="18"/>
-        </w:numPr>
-        <w:rPr>
-          <w:lang w:val="en-US"/>
-        </w:rPr>
-      </w:pPr>
-      <w:r>
-        <w:rPr>
-          <w:lang w:val="en-US"/>
-          <w:highlight w:val="yellow"/>
-        </w:rPr>
-        <w:t xml:space="preserve">The supervision and review processes implemented by the component auditor;</w:t>
-      </w:r>
-    </w:p>
-    <w:p>
-      <w:pPr>
-        <w:pStyle w:val="a6"/>
-        <w:numPr>
-          <w:ilvl w:val="0"/>
-          <w:numId w:val="18"/>
-        </w:numPr>
-        <w:rPr>
-          <w:lang w:val="en-US"/>
-        </w:rPr>
-      </w:pPr>
-      <w:r>
-        <w:rPr>
-          <w:lang w:val="en-US"/>
-          <w:highlight w:val="yellow"/>
-        </w:rPr>
-        <w:t xml:space="preserve">The geographical location of the resources involved.</w:t>
-      </w:r>
-    </w:p>
-    <w:p>
-      <w:pPr>
-        <w:pStyle w:val="a6"/>
-        <w:rPr>
-          <w:lang w:val="en-US"/>
-        </w:rPr>
-      </w:pPr>
-    </w:p>
-    <w:p>
-      <w:pPr>
-        <w:pStyle w:val="2"/>
-        <w:rPr>
-          <w:lang w:val="en-US"/>
-        </w:rPr>
-      </w:pPr>
       <w:bookmarkStart w:id="71" w:name="_Toc215844447"/>
       <w:r>
         <w:rPr>
@@ -16106,20 +15972,6 @@
     <w:p>
       <w:pPr>
         <w:pStyle w:val="3"/>
-        <w:numPr>
-          <w:ilvl w:val="0"/>
-          <w:numId w:val="0"/>
-        </w:numPr>
-        <w:ind w:left="1117"/>
-        <w:rPr>
-          <w:lang w:val="en-US"/>
-        </w:rPr>
-      </w:pPr>
-      <w:bookmarkStart w:id="75" w:name="_Toc520974854"/>
-    </w:p>
-    <w:p>
-      <w:pPr>
-        <w:pStyle w:val="3"/>
         <w:rPr>
           <w:lang w:val="en-US"/>
         </w:rPr>
@@ -16200,16 +16052,6 @@
         </w:rPr>
         <w:t xml:space="preserve"> </w:t>
       </w:r>
-    </w:p>
-    <w:p>
-      <w:pPr>
-        <w:pStyle w:val="2"/>
-        <w:numPr>
-          <w:ilvl w:val="0"/>
-          <w:numId w:val="0"/>
-        </w:numPr>
-        <w:ind w:left="757"/>
-      </w:pPr>
     </w:p>
     <w:p>
       <w:pPr>

--- a/Faurecia_Korea_2026_Group_audit_instructions_GAI_IN04_PwC_India_draft.docx
+++ b/Faurecia_Korea_2026_Group_audit_instructions_GAI_IN04_PwC_India_draft.docx
@@ -16718,7 +16718,22 @@
           <w:szCs w:val="24"/>
           <w:lang w:val="en-US"/>
         </w:rPr>
-        <w:t xml:space="preserve"> reporting purposes using the component materiality assigned to you, sufficient to issue your review report which contains your conclusion that nothing came to your attention that caused you to believe that the component’s financial information prepared for consolidation purposes was not prepared in accordance with the </w:t>
+        <w:t xml:space="preserve"> reporting purposes </w:t>
+      </w:r>
+      <w:r>
+        <w:rPr>
+          <w:szCs w:val="24"/>
+          <w:lang w:val="en-US"/>
+          <w:highlight w:val="yellow"/>
+        </w:rPr>
+        <w:t xml:space="preserve">using the component performance materiality assigned to you</w:t>
+      </w:r>
+      <w:r>
+        <w:rPr>
+          <w:szCs w:val="24"/>
+          <w:lang w:val="en-US"/>
+        </w:rPr>
+        <w:t xml:space="preserve">, sufficient to issue your review report which contains your conclusion that nothing came to your attention that caused you to believe that the component’s financial information prepared for consolidation purposes was not prepared in accordance with the </w:t>
       </w:r>
       <w:r>
         <w:rPr>
@@ -16838,21 +16853,6 @@
     </w:p>
     <w:p>
       <w:pPr>
-        <w:ind w:left="708" w:firstLine="12"/>
-        <w:rPr>
-          <w:lang w:val="en-GB"/>
-        </w:rPr>
-      </w:pPr>
-      <w:r>
-        <w:rPr>
-          <w:lang w:val="en-GB"/>
-          <w:highlight w:val="yellow"/>
-        </w:rPr>
-        <w:t xml:space="preserve">Under ISA 600 (Revised) we determine and communicate to you a component performance materiality and a threshold for clearly trivial misstatements, and not a separate component materiality. The amounts relevant to your audit, including audits of account balances and/or disclosures, or review performed as part of the audit of the Group financial statements, are included in section D.3 below. If you have any concerns over the amounts applicable to your audit or review performed as part of the audit of the Group financial statements, please contact us as soon as possible.</w:t>
-      </w:r>
-    </w:p>
-    <w:p>
-      <w:pPr>
         <w:ind w:left="708"/>
         <w:rPr>
           <w:lang w:val="en-GB"/>
@@ -16965,40 +16965,9 @@
       <w:r>
         <w:rPr>
           <w:lang w:val="en-GB"/>
-        </w:rPr>
-        <w:t xml:space="preserve">When we have requested you to perform an audit of the financial information of a component or an audit of one or more account balance(s) or disclosure(s) in the financial information of a component for purposes of the audit of the </w:t>
-      </w:r>
-      <w:r>
-        <w:rPr>
-          <w:lang w:val="en-GB"/>
-        </w:rPr>
-        <w:t>Group</w:t>
-      </w:r>
-      <w:r>
-        <w:rPr>
-          <w:lang w:val="en-GB"/>
-        </w:rPr>
-        <w:t xml:space="preserve"> financial statements, you are to provide us with your performance materiality using </w:t>
-      </w:r>
-      <w:r>
-        <w:rPr>
-          <w:b/>
-          <w:bCs/>
-          <w:lang w:val="en-GB"/>
-        </w:rPr>
-        <w:t>Appendix A - “Component Auditor’s Confirmations (acknowledgement of instructions and independence)”</w:t>
-      </w:r>
-      <w:r>
-        <w:rPr>
-          <w:lang w:val="en-GB"/>
-        </w:rPr>
-        <w:t>. In any</w:t>
-      </w:r>
-      <w:r>
-        <w:rPr>
-          <w:lang w:val="en-GB"/>
-        </w:rPr>
-        <w:t xml:space="preserve"> cases of subsequent change of component performance materiality, you are to notify us as soon as possible.</w:t>
+          <w:highlight w:val="yellow"/>
+        </w:rPr>
+        <w:t xml:space="preserve">The component performance materiality applicable to your work is set out in section D.3 below. When we have requested you to perform an audit of the financial information of a component or an audit of one or more account balance(s) or disclosure(s) in the financial information of a component for purposes of the audit of the Group financial statements, you are to provide us with your performance materiality using Appendix A - “Component Auditor’s Confirmations (acknowledgement of instructions and independence)”. In any cases of subsequent change of component performance materiality, you are to notify us as soon as possible.</w:t>
       </w:r>
     </w:p>
     <w:p>
@@ -17032,19 +17001,26 @@
         <w:rPr>
           <w:lang w:val="en-GB"/>
         </w:rPr>
-        <w:t xml:space="preserve">The threshold for clearly trivial misstatements is the amount below which misstatements are clearly trivial to the </w:t>
-      </w:r>
-      <w:r>
-        <w:rPr>
-          <w:lang w:val="en-GB"/>
-        </w:rPr>
-        <w:t>Group</w:t>
-      </w:r>
-      <w:r>
-        <w:rPr>
-          <w:lang w:val="en-GB"/>
-        </w:rPr>
-        <w:t xml:space="preserve"> financial statements.</w:t>
+        <w:t xml:space="preserve">The threshold for clearly trivial misstatements is the amount below which misstatements are </w:t>
+      </w:r>
+      <w:r>
+        <w:rPr>
+          <w:lang w:val="en-GB"/>
+          <w:highlight w:val="yellow"/>
+        </w:rPr>
+        <w:t xml:space="preserve">clearly trivial to the Group financial statements. The amount applicable to you is set out in section D.3 below.</w:t>
+      </w:r>
+      <w:r>
+        <w:rPr>
+          <w:lang w:val="en-GB"/>
+        </w:rPr>
+        <w:t xml:space="preserve"/>
+      </w:r>
+      <w:r>
+        <w:rPr>
+          <w:lang w:val="en-GB"/>
+        </w:rPr>
+        <w:t xml:space="preserve"/>
       </w:r>
     </w:p>
     <w:p>
@@ -19620,242 +19596,6 @@
               <w:rPr>
                 <w:lang w:val="en-US"/>
               </w:rPr>
-              <w:t>D3</w:t>
-            </w:r>
-          </w:p>
-        </w:tc>
-        <w:tc>
-          <w:tcPr>
-            <w:tcW w:w="6804" w:type="dxa"/>
-            <w:tcBorders>
-              <w:top w:val="single" w:sz="4" w:space="0" w:color="003366"/>
-              <w:left w:val="single" w:sz="4" w:space="0" w:color="003366"/>
-              <w:bottom w:val="single" w:sz="4" w:space="0" w:color="003366"/>
-              <w:right w:val="single" w:sz="4" w:space="0" w:color="003366"/>
-            </w:tcBorders>
-          </w:tcPr>
-          <w:p>
-            <w:pPr>
-              <w:spacing w:after="0"/>
-              <w:rPr>
-                <w:lang w:val="en-US"/>
-              </w:rPr>
-            </w:pPr>
-            <w:r>
-              <w:rPr>
-                <w:lang w:val="en-US"/>
-              </w:rPr>
-              <w:t xml:space="preserve">Audit report on account balances </w:t>
-            </w:r>
-          </w:p>
-        </w:tc>
-        <w:tc>
-          <w:tcPr>
-            <w:tcW w:w="1699" w:type="dxa"/>
-            <w:tcBorders>
-              <w:top w:val="single" w:sz="4" w:space="0" w:color="003366"/>
-              <w:left w:val="single" w:sz="4" w:space="0" w:color="003366"/>
-              <w:bottom w:val="single" w:sz="4" w:space="0" w:color="003366"/>
-              <w:right w:val="single" w:sz="4" w:space="0" w:color="003366"/>
-            </w:tcBorders>
-          </w:tcPr>
-          <w:p>
-            <w:pPr>
-              <w:spacing w:after="0"/>
-              <w:jc w:val="center"/>
-              <w:rPr>
-                <w:lang w:val="en-US"/>
-              </w:rPr>
-            </w:pPr>
-            <w:r>
-              <w:rPr>
-                <w:rFonts w:hint="eastAsia"/>
-                <w:lang w:val="en-US" w:eastAsia="ko-KR"/>
-                <w:highlight w:val="yellow"/>
-              </w:rPr>
-              <w:t xml:space="preserve">February 26 2027</w:t>
-            </w:r>
-            <w:r>
-              <w:rPr>
-                <w:lang w:val="en-US" w:eastAsia="ko-KR"/>
-                <w:highlight w:val="yellow"/>
-              </w:rPr>
-              <w:t xml:space="preserve"/>
-            </w:r>
-            <w:r>
-              <w:rPr>
-                <w:rFonts w:hint="eastAsia"/>
-                <w:lang w:val="en-US" w:eastAsia="ko-KR"/>
-                <w:highlight w:val="yellow"/>
-              </w:rPr>
-              <w:t xml:space="preserve"/>
-            </w:r>
-            <w:r>
-              <w:rPr>
-                <w:lang w:val="en-US" w:eastAsia="ko-KR"/>
-                <w:highlight w:val="yellow"/>
-              </w:rPr>
-              <w:t xml:space="preserve"/>
-            </w:r>
-            <w:r>
-              <w:rPr>
-                <w:rFonts w:hint="eastAsia"/>
-                <w:lang w:val="en-US" w:eastAsia="ko-KR"/>
-                <w:highlight w:val="yellow"/>
-              </w:rPr>
-              <w:t xml:space="preserve"/>
-            </w:r>
-          </w:p>
-        </w:tc>
-      </w:tr>
-      <w:tr>
-        <w:tc>
-          <w:tcPr>
-            <w:tcW w:w="1418" w:type="dxa"/>
-            <w:tcBorders>
-              <w:top w:val="single" w:sz="4" w:space="0" w:color="003366"/>
-              <w:left w:val="single" w:sz="4" w:space="0" w:color="003366"/>
-              <w:bottom w:val="single" w:sz="4" w:space="0" w:color="003366"/>
-              <w:right w:val="single" w:sz="4" w:space="0" w:color="003366"/>
-            </w:tcBorders>
-          </w:tcPr>
-          <w:p>
-            <w:pPr>
-              <w:spacing w:after="0"/>
-              <w:jc w:val="center"/>
-              <w:rPr>
-                <w:lang w:val="en-US"/>
-              </w:rPr>
-            </w:pPr>
-            <w:r>
-              <w:rPr>
-                <w:lang w:val="en-US"/>
-              </w:rPr>
-              <w:t>D5a</w:t>
-            </w:r>
-          </w:p>
-        </w:tc>
-        <w:tc>
-          <w:tcPr>
-            <w:tcW w:w="6804" w:type="dxa"/>
-            <w:tcBorders>
-              <w:top w:val="single" w:sz="4" w:space="0" w:color="003366"/>
-              <w:left w:val="single" w:sz="4" w:space="0" w:color="003366"/>
-              <w:bottom w:val="single" w:sz="4" w:space="0" w:color="003366"/>
-              <w:right w:val="single" w:sz="4" w:space="0" w:color="003366"/>
-            </w:tcBorders>
-          </w:tcPr>
-          <w:p>
-            <w:pPr>
-              <w:spacing w:after="0"/>
-              <w:rPr>
-                <w:lang w:val="en-US"/>
-              </w:rPr>
-            </w:pPr>
-            <w:r>
-              <w:rPr>
-                <w:lang w:val="en-US"/>
-              </w:rPr>
-              <w:t xml:space="preserve">D5a Review report - </w:t>
-            </w:r>
-            <w:proofErr w:type="gramStart"/>
-            <w:r>
-              <w:rPr>
-                <w:lang w:val="en-US"/>
-              </w:rPr>
-              <w:t>Clean</w:t>
-            </w:r>
-            <w:proofErr w:type="gramEnd"/>
-            <w:r>
-              <w:rPr>
-                <w:lang w:val="en-US"/>
-              </w:rPr>
-              <w:t xml:space="preserve"> conclusion (non-significant components only)</w:t>
-            </w:r>
-          </w:p>
-        </w:tc>
-        <w:tc>
-          <w:tcPr>
-            <w:tcW w:w="1699" w:type="dxa"/>
-            <w:tcBorders>
-              <w:top w:val="single" w:sz="4" w:space="0" w:color="003366"/>
-              <w:left w:val="single" w:sz="4" w:space="0" w:color="003366"/>
-              <w:bottom w:val="single" w:sz="4" w:space="0" w:color="003366"/>
-              <w:right w:val="single" w:sz="4" w:space="0" w:color="003366"/>
-            </w:tcBorders>
-          </w:tcPr>
-          <w:p>
-            <w:pPr>
-              <w:spacing w:after="0"/>
-              <w:jc w:val="center"/>
-              <w:rPr>
-                <w:lang w:val="en-US"/>
-              </w:rPr>
-            </w:pPr>
-            <w:r>
-              <w:rPr>
-                <w:rFonts w:hint="eastAsia"/>
-                <w:lang w:val="en-US" w:eastAsia="ko-KR"/>
-                <w:highlight w:val="yellow"/>
-              </w:rPr>
-              <w:t xml:space="preserve">February 26 2027</w:t>
-            </w:r>
-            <w:r>
-              <w:rPr>
-                <w:lang w:val="en-US" w:eastAsia="ko-KR"/>
-                <w:highlight w:val="yellow"/>
-              </w:rPr>
-              <w:t xml:space="preserve"/>
-            </w:r>
-            <w:r>
-              <w:rPr>
-                <w:rFonts w:hint="eastAsia"/>
-                <w:lang w:val="en-US" w:eastAsia="ko-KR"/>
-                <w:highlight w:val="yellow"/>
-              </w:rPr>
-              <w:t xml:space="preserve"/>
-            </w:r>
-            <w:r>
-              <w:rPr>
-                <w:lang w:val="en-US" w:eastAsia="ko-KR"/>
-                <w:highlight w:val="yellow"/>
-              </w:rPr>
-              <w:t xml:space="preserve"/>
-            </w:r>
-            <w:r>
-              <w:rPr>
-                <w:rFonts w:hint="eastAsia"/>
-                <w:lang w:val="en-US" w:eastAsia="ko-KR"/>
-                <w:highlight w:val="yellow"/>
-              </w:rPr>
-              <w:t xml:space="preserve"/>
-            </w:r>
-          </w:p>
-        </w:tc>
-      </w:tr>
-      <w:tr>
-        <w:tc>
-          <w:tcPr>
-            <w:tcW w:w="1418" w:type="dxa"/>
-            <w:tcBorders>
-              <w:top w:val="single" w:sz="4" w:space="0" w:color="003366"/>
-              <w:left w:val="single" w:sz="4" w:space="0" w:color="003366"/>
-              <w:bottom w:val="single" w:sz="4" w:space="0" w:color="003366"/>
-              <w:right w:val="single" w:sz="4" w:space="0" w:color="003366"/>
-            </w:tcBorders>
-          </w:tcPr>
-          <w:p>
-            <w:pPr>
-              <w:spacing w:after="0"/>
-              <w:jc w:val="center"/>
-              <w:rPr>
-                <w:lang w:val="en-US"/>
-              </w:rPr>
-            </w:pPr>
-            <w:r>
-              <w:rPr>
-                <w:lang w:val="en-US"/>
-              </w:rPr>
               <w:t>D6</w:t>
             </w:r>
           </w:p>
@@ -21405,256 +21145,6 @@
                 <w:lang w:val="en-US" w:eastAsia="ko-KR"/>
               </w:rPr>
               <w:t>es</w:t>
-            </w:r>
-          </w:p>
-        </w:tc>
-      </w:tr>
-      <w:tr>
-        <w:tc>
-          <w:tcPr>
-            <w:tcW w:w="1419" w:type="dxa"/>
-            <w:tcBorders>
-              <w:top w:val="single" w:sz="4" w:space="0" w:color="003366"/>
-              <w:left w:val="single" w:sz="4" w:space="0" w:color="003366"/>
-              <w:bottom w:val="single" w:sz="4" w:space="0" w:color="003366"/>
-              <w:right w:val="single" w:sz="4" w:space="0" w:color="003366"/>
-            </w:tcBorders>
-          </w:tcPr>
-          <w:p>
-            <w:pPr>
-              <w:spacing w:after="0"/>
-              <w:jc w:val="center"/>
-              <w:rPr>
-                <w:lang w:val="en-US"/>
-              </w:rPr>
-            </w:pPr>
-            <w:r>
-              <w:rPr>
-                <w:lang w:val="en-US"/>
-              </w:rPr>
-              <w:t>D3</w:t>
-            </w:r>
-          </w:p>
-        </w:tc>
-        <w:tc>
-          <w:tcPr>
-            <w:tcW w:w="4437" w:type="dxa"/>
-            <w:tcBorders>
-              <w:top w:val="single" w:sz="4" w:space="0" w:color="003366"/>
-              <w:left w:val="single" w:sz="4" w:space="0" w:color="003366"/>
-              <w:bottom w:val="single" w:sz="4" w:space="0" w:color="003366"/>
-              <w:right w:val="single" w:sz="4" w:space="0" w:color="003366"/>
-            </w:tcBorders>
-          </w:tcPr>
-          <w:p>
-            <w:pPr>
-              <w:spacing w:after="0"/>
-              <w:rPr>
-                <w:lang w:val="en-US"/>
-              </w:rPr>
-            </w:pPr>
-            <w:r>
-              <w:rPr>
-                <w:lang w:val="en-US"/>
-              </w:rPr>
-              <w:t>Audit report on account balances and/or disclosure</w:t>
-            </w:r>
-          </w:p>
-        </w:tc>
-        <w:tc>
-          <w:tcPr>
-            <w:tcW w:w="2180" w:type="dxa"/>
-            <w:tcBorders>
-              <w:top w:val="single" w:sz="4" w:space="0" w:color="003366"/>
-              <w:left w:val="single" w:sz="4" w:space="0" w:color="003366"/>
-              <w:bottom w:val="single" w:sz="4" w:space="0" w:color="003366"/>
-              <w:right w:val="single" w:sz="4" w:space="0" w:color="003366"/>
-            </w:tcBorders>
-          </w:tcPr>
-          <w:p>
-            <w:pPr>
-              <w:spacing w:after="0"/>
-              <w:jc w:val="center"/>
-              <w:rPr>
-                <w:b/>
-                <w:lang w:val="en-US"/>
-              </w:rPr>
-            </w:pPr>
-            <w:r>
-              <w:rPr>
-                <w:b/>
-                <w:lang w:val="en-US"/>
-              </w:rPr>
-              <w:t xml:space="preserve">See appendix </w:t>
-            </w:r>
-          </w:p>
-          <w:p>
-            <w:pPr>
-              <w:spacing w:after="0"/>
-              <w:jc w:val="center"/>
-              <w:rPr>
-                <w:lang w:val="en-US"/>
-              </w:rPr>
-            </w:pPr>
-          </w:p>
-        </w:tc>
-        <w:tc>
-          <w:tcPr>
-            <w:tcW w:w="1885" w:type="dxa"/>
-            <w:tcBorders>
-              <w:top w:val="single" w:sz="4" w:space="0" w:color="003366"/>
-              <w:left w:val="single" w:sz="4" w:space="0" w:color="003366"/>
-              <w:bottom w:val="single" w:sz="4" w:space="0" w:color="003366"/>
-              <w:right w:val="single" w:sz="4" w:space="0" w:color="003366"/>
-            </w:tcBorders>
-          </w:tcPr>
-          <w:p>
-            <w:pPr>
-              <w:spacing w:after="0"/>
-              <w:jc w:val="center"/>
-              <w:rPr>
-                <w:b/>
-                <w:lang w:val="en-US" w:eastAsia="ko-KR"/>
-              </w:rPr>
-            </w:pPr>
-            <w:r>
-              <w:rPr>
-                <w:b/>
-                <w:lang w:val="en-US" w:eastAsia="ko-KR"/>
-              </w:rPr>
-              <w:t>N/A</w:t>
-            </w:r>
-          </w:p>
-        </w:tc>
-      </w:tr>
-      <w:tr>
-        <w:tc>
-          <w:tcPr>
-            <w:tcW w:w="1419" w:type="dxa"/>
-            <w:tcBorders>
-              <w:top w:val="single" w:sz="4" w:space="0" w:color="003366"/>
-              <w:left w:val="single" w:sz="4" w:space="0" w:color="003366"/>
-              <w:bottom w:val="single" w:sz="4" w:space="0" w:color="003366"/>
-              <w:right w:val="single" w:sz="4" w:space="0" w:color="003366"/>
-            </w:tcBorders>
-          </w:tcPr>
-          <w:p>
-            <w:pPr>
-              <w:spacing w:after="0"/>
-              <w:jc w:val="center"/>
-              <w:rPr>
-                <w:lang w:val="en-US"/>
-              </w:rPr>
-            </w:pPr>
-            <w:r>
-              <w:rPr>
-                <w:lang w:val="en-US"/>
-              </w:rPr>
-              <w:t>D5a</w:t>
-            </w:r>
-          </w:p>
-        </w:tc>
-        <w:tc>
-          <w:tcPr>
-            <w:tcW w:w="4437" w:type="dxa"/>
-            <w:tcBorders>
-              <w:top w:val="single" w:sz="4" w:space="0" w:color="003366"/>
-              <w:left w:val="single" w:sz="4" w:space="0" w:color="003366"/>
-              <w:bottom w:val="single" w:sz="4" w:space="0" w:color="003366"/>
-              <w:right w:val="single" w:sz="4" w:space="0" w:color="003366"/>
-            </w:tcBorders>
-          </w:tcPr>
-          <w:p>
-            <w:pPr>
-              <w:spacing w:after="0"/>
-              <w:rPr>
-                <w:lang w:val="en-US"/>
-              </w:rPr>
-            </w:pPr>
-            <w:r>
-              <w:rPr>
-                <w:lang w:val="en-US"/>
-              </w:rPr>
-              <w:t xml:space="preserve">D5a Review report - </w:t>
-            </w:r>
-            <w:proofErr w:type="gramStart"/>
-            <w:r>
-              <w:rPr>
-                <w:lang w:val="en-US"/>
-              </w:rPr>
-              <w:t>Clean</w:t>
-            </w:r>
-            <w:proofErr w:type="gramEnd"/>
-            <w:r>
-              <w:rPr>
-                <w:lang w:val="en-US"/>
-              </w:rPr>
-              <w:t xml:space="preserve"> conclusion </w:t>
-            </w:r>
-          </w:p>
-        </w:tc>
-        <w:tc>
-          <w:tcPr>
-            <w:tcW w:w="2180" w:type="dxa"/>
-            <w:tcBorders>
-              <w:top w:val="single" w:sz="4" w:space="0" w:color="003366"/>
-              <w:left w:val="single" w:sz="4" w:space="0" w:color="003366"/>
-              <w:bottom w:val="single" w:sz="4" w:space="0" w:color="003366"/>
-              <w:right w:val="single" w:sz="4" w:space="0" w:color="003366"/>
-            </w:tcBorders>
-          </w:tcPr>
-          <w:p>
-            <w:pPr>
-              <w:spacing w:after="0"/>
-              <w:jc w:val="center"/>
-              <w:rPr>
-                <w:b/>
-                <w:lang w:val="en-US"/>
-              </w:rPr>
-            </w:pPr>
-            <w:r>
-              <w:rPr>
-                <w:b/>
-                <w:lang w:val="en-US"/>
-              </w:rPr>
-              <w:t xml:space="preserve">See appendix </w:t>
-            </w:r>
-          </w:p>
-          <w:p>
-            <w:pPr>
-              <w:spacing w:after="0"/>
-              <w:jc w:val="center"/>
-              <w:rPr>
-                <w:lang w:val="en-US"/>
-              </w:rPr>
-            </w:pPr>
-          </w:p>
-        </w:tc>
-        <w:tc>
-          <w:tcPr>
-            <w:tcW w:w="1885" w:type="dxa"/>
-            <w:tcBorders>
-              <w:top w:val="single" w:sz="4" w:space="0" w:color="003366"/>
-              <w:left w:val="single" w:sz="4" w:space="0" w:color="003366"/>
-              <w:bottom w:val="single" w:sz="4" w:space="0" w:color="003366"/>
-              <w:right w:val="single" w:sz="4" w:space="0" w:color="003366"/>
-            </w:tcBorders>
-          </w:tcPr>
-          <w:p>
-            <w:pPr>
-              <w:spacing w:after="0"/>
-              <w:jc w:val="center"/>
-              <w:rPr>
-                <w:b/>
-                <w:lang w:val="en-US" w:eastAsia="ko-KR"/>
-              </w:rPr>
-            </w:pPr>
-            <w:r>
-              <w:rPr>
-                <w:b/>
-                <w:lang w:val="en-US" w:eastAsia="ko-KR"/>
-              </w:rPr>
-              <w:t>N/A</w:t>
             </w:r>
           </w:p>
         </w:tc>
